--- a/formatted-transcripts/So_Great_Salvation_Series_1_Track_9_Formatted.docx
+++ b/formatted-transcripts/So_Great_Salvation_Series_1_Track_9_Formatted.docx
@@ -37,22 +37,35 @@
           <w:b w:val="0"/>
           <w:i w:val="0"/>
         </w:rPr>
-        <w:t>So great a salvation, that if a man neglects that salvation, there is no escape route outside that salvation. It is either a man is saved or a man is not saved. And when a man is not saved, he still cannot escape salvation, because it is via salvation that he will be judged. Somebody in the church has been shown the great plan of redemption. Having already explained this great salvation from the perspective of the love of God in Christ Jesus, it is necessary also to look at it from the precedence of Scripture, in order to demonstrate why this salvation is for all men.</w:t>
+        <w:t>So great a salvation, that if you neglect that salvation, there is no escape route outside that salvation. It's either a man is saved or a man is not saved. And when a man is not saved, he still cannot escape salvation, because it is via salvation that he will be judged.</w:t>
       </w:r>
     </w:p>
     <w:p>
       <w:pPr>
-        <w:spacing w:before="160" w:after="40"/>
-      </w:pPr>
-      <w:r>
-        <w:rPr>
-          <w:b/>
-        </w:rPr>
-        <w:t>1 Timothy 2:1-6</w:t>
+        <w:spacing w:after="200"/>
+        <w:jc w:val="both"/>
+      </w:pPr>
+      <w:r>
+        <w:rPr>
+          <w:b w:val="0"/>
+          <w:i w:val="0"/>
+        </w:rPr>
+        <w:t>First Timothy chapter two tells us to pray for kings from verse one. To pray, make intercessions for all men, tells us it is good and acceptable in the sight of God our Savior, in verse three. But in verse four he says clearly, who will have all men to be saved and to come unto the knowledge of the truth?</w:t>
       </w:r>
     </w:p>
     <w:p>
       <w:pPr>
+        <w:spacing w:before="160" w:after="40"/>
+      </w:pPr>
+      <w:r>
+        <w:rPr>
+          <w:b/>
+        </w:rPr>
+        <w:t>1 Timothy 2:1-6</w:t>
+      </w:r>
+    </w:p>
+    <w:p>
+      <w:pPr>
         <w:spacing w:after="80"/>
         <w:ind w:left="432"/>
       </w:pPr>
@@ -175,22 +188,35 @@
           <w:b w:val="0"/>
           <w:i w:val="0"/>
         </w:rPr>
-        <w:t>This great salvation, in the mind of God, is for all men. God desires all men to be saved and to come unto the knowledge of the truth, and this is the spirit of evangelism, the spirit of mission work. That which is stirred in a believer to reach out to everybody is actually the desire of God, not of men. When a believer finds himself wanting to win souls, moving from one place to another, it is the desire of God in him, because he is a Christ man, to reach the world that God desires to reach — for there is one God and one Mediator between God and men, the man Christ Jesus, who gave himself a ransom for all, to be testified in due time.</w:t>
+        <w:t>So this great salvation, in the mind of God, is for all men. I'm going to show you why it's for all men. We have explained it from the love of God perspective in Christ Jesus, but we're also going to look at it from the precedence of Scripture.</w:t>
       </w:r>
     </w:p>
     <w:p>
       <w:pPr>
-        <w:spacing w:before="160" w:after="40"/>
-      </w:pPr>
-      <w:r>
-        <w:rPr>
-          <w:b/>
-        </w:rPr>
-        <w:t>2 Peter 3:9</w:t>
+        <w:spacing w:after="200"/>
+        <w:jc w:val="both"/>
+      </w:pPr>
+      <w:r>
+        <w:rPr>
+          <w:b w:val="0"/>
+          <w:i w:val="0"/>
+        </w:rPr>
+        <w:t>This is the spirit of evangelism, the spirit of mission work — that what is being stirred in you to reach out to everybody is actually the desire of God, not of men. When you see yourself wanting to win souls, move from one place or another, it is the desire of God in you, because you are a Christ man, to reach the world that God desires to reach. Because the Bible tells us, next verse — there is one God and one Mediator between God and men, the man Christ Jesus, who gave himself a ransom for all, to be testified in due time.</w:t>
       </w:r>
     </w:p>
     <w:p>
       <w:pPr>
+        <w:spacing w:before="160" w:after="40"/>
+      </w:pPr>
+      <w:r>
+        <w:rPr>
+          <w:b/>
+        </w:rPr>
+        <w:t>2 Peter 3:9</w:t>
+      </w:r>
+    </w:p>
+    <w:p>
+      <w:pPr>
         <w:spacing w:after="80"/>
         <w:ind w:left="432"/>
       </w:pPr>
@@ -218,7 +244,7 @@
           <w:b w:val="0"/>
           <w:i w:val="0"/>
         </w:rPr>
-        <w:t>He is not willing that any should perish, but that all should come to repentance. So, in the Bible, man is seen as the object of God's creation. Everything was created for man. The earth, the masterpiece of the universe, was made for man. Every animal, everything within the earth, is for man. The Bible teaches it so.</w:t>
+        <w:t>So when in the Bible I saw how man is the object of God's creation — everything was created for man. The earth, the masterpiece of the universe, was made for man. Every animal, everything within the earth, is for man. The Bible teaches it so.</w:t>
       </w:r>
     </w:p>
     <w:p>
@@ -243,22 +269,35 @@
           <w:b w:val="0"/>
           <w:i w:val="0"/>
         </w:rPr>
-        <w:t>It is necessary to clarify again the concept of Lucifer and the devil, over against a pre-Adamic teaching of how there was a fellowship in which God was the pastor and the devil was a choir master, and how one day in service the devil shouted, "Lord, I want to be the pastor," resulting in war, which God won. The truth of the matter is this: no angel derives strength of his own. Angels are not self-existing beings; they exist through God.</w:t>
+        <w:t>I think I need to say this again about the concept of Lucifer and the devil — unlike a pre-Adamic teaching of how there was a fellowship, God was the pastor, the devil was a choir master, and then one day in service the devil just shouted, "Lord, I want to be the pastor," and then it was war, and then God won. Very unfortunate that your mind can comprehend such nonsense.</w:t>
       </w:r>
     </w:p>
     <w:p>
       <w:pPr>
-        <w:spacing w:before="160" w:after="40"/>
-      </w:pPr>
-      <w:r>
-        <w:rPr>
-          <w:b/>
-        </w:rPr>
-        <w:t>Psalm 103:20</w:t>
+        <w:spacing w:after="200"/>
+        <w:jc w:val="both"/>
+      </w:pPr>
+      <w:r>
+        <w:rPr>
+          <w:b w:val="0"/>
+          <w:i w:val="0"/>
+        </w:rPr>
+        <w:t>The truth of the matter is this: no angel derives strength of his own. Angels are not self-existing beings; they exist through God.</w:t>
       </w:r>
     </w:p>
     <w:p>
       <w:pPr>
+        <w:spacing w:before="160" w:after="40"/>
+      </w:pPr>
+      <w:r>
+        <w:rPr>
+          <w:b/>
+        </w:rPr>
+        <w:t>Psalm 103:20</w:t>
+      </w:r>
+    </w:p>
+    <w:p>
+      <w:pPr>
         <w:spacing w:after="80"/>
         <w:ind w:left="432"/>
       </w:pPr>
@@ -286,7 +325,7 @@
           <w:b w:val="0"/>
           <w:i w:val="0"/>
         </w:rPr>
-        <w:t>No angel exists on his own. That was not the issue with Lucifer — he could not rebel against God with the strength of an angel, for that would be foolishness. Hebrews 1 tells us that every angel is a ministering spirit; that is what they are.</w:t>
+        <w:t>So no angel exists on his own. That was not the issue with Lucifer. He could not rebel against God with the strength of an angel — that will be foolishness. Hebrews 1 tells us that every angel is a ministering spirit — that's what they are. Hebrews 1:6, 7 explains it, down to verse 9. Hebrews 1:14 says that angels were created for what purpose? To minister to who? Man.</w:t>
       </w:r>
     </w:p>
     <w:p>
@@ -329,7 +368,7 @@
           <w:b w:val="0"/>
           <w:i w:val="0"/>
         </w:rPr>
-        <w:t>Hebrews 1:6-7 and 9 further explain this. Angels were created to minister to man, of which the devil was one. So the devil came at the beginning — Genesis 1 is the beginning; there was no pre-beginning. What he was trying to do was take the place of man, which he did. That was the rebellion through Adam.</w:t>
+        <w:t>Angels were created to minister to man, of which the devil was one. So the devil came at the beginning. Genesis 1 is the beginning; there was no pre-beginning. What he was trying to be — he was trying to take the place of man, which he did. That was the rebellion through Adam.</w:t>
       </w:r>
     </w:p>
     <w:p>
@@ -342,11 +381,24 @@
           <w:b w:val="0"/>
           <w:i w:val="0"/>
         </w:rPr>
-        <w:t>Romans 5:12, referenced briefly at this point, tells us that sin entered into the world by the devil, and sin entered into the world through Adam. It was in that concourse of relationship between the woman and the devil that this seed came. The Bible tells us that everything God created in the earth was good. Everything was good, so the devil, or Lucifer, was good — he was a minister to man. Just as believers do not listen to angels, and do not worship or obey them — as it is written of the angel in the book of Revelation who refused worship, saying in effect that he was reserved for judgment and was not to be worshipped — so Eve, and Adam also, listened to the devil. That was the fall of man, the rebellion of the devil, and what is called today the transformation of Lucifer to the devil.</w:t>
+        <w:t>Romans 5:12 — sin entered into the world by the devil, sin entered into the world through Adam. It was in that concourse of relationship between the woman and the devil that this seed came.</w:t>
       </w:r>
     </w:p>
     <w:p>
       <w:pPr>
+        <w:spacing w:after="200"/>
+        <w:jc w:val="both"/>
+      </w:pPr>
+      <w:r>
+        <w:rPr>
+          <w:b w:val="0"/>
+          <w:i w:val="0"/>
+        </w:rPr>
+        <w:t>The Bible tells us that everything God created in the earth was good. Everything was good, so the devil, or Lucifer, was good — he was a minister to man. Just as we don't listen to angels, we don't worship or obey them, as it is made clear by that angel in the book of Revelation — don't worship me, for I am reserved for judgment. The same way Eve, and Adam also, listened to the devil. That was the fall of man, the rebellion of the devil, and what we call today the transformation of Lucifer to the devil.</w:t>
+      </w:r>
+    </w:p>
+    <w:p>
+      <w:pPr>
         <w:pStyle w:val="Heading1"/>
       </w:pPr>
       <w:r>
@@ -367,11 +419,24 @@
           <w:b w:val="0"/>
           <w:i w:val="0"/>
         </w:rPr>
-        <w:t>It was stated earlier in this series that Adam should be understood as a function, and that the story of salvation should be presented in terms of two men: the first Adam and the last. Beginning at Romans chapter 5, verse 12, where it is written that by one man sin entered into the world: there is a problem with the King James rendering here, because somewhere along the line the translators, rather than stay with the task of translating, began to interpret. Translation means putting a text into a language that can be understood; interpretation means telling the meaning. In the same way, a man busy with Greek and Hebrew materials in Bible study is only seeing translations — one can never get interpretation through Greek and Hebrew materials, for that too is only translation, taking the text from one medium to another. Translation, in broadening the mind, must not expand the subject matter; it is only for clarity of language. But most of the time translations have been seen where the translators themselves begin to interpret, and that is careless.</w:t>
+        <w:t>I said somewhere at the beginning of this series that if you need to step outside of it, you start losing it. I said, let us see Adam as a function, and therefore we will present the story of salvation in two men — the first Adam and the last.</w:t>
       </w:r>
     </w:p>
     <w:p>
       <w:pPr>
+        <w:spacing w:after="200"/>
+        <w:jc w:val="both"/>
+      </w:pPr>
+      <w:r>
+        <w:rPr>
+          <w:b w:val="0"/>
+          <w:i w:val="0"/>
+        </w:rPr>
+        <w:t>Romans chapter 5. We will start from verse 12, where, by one man, sin entered into the world. Now there is a problem with the King James, and that's because somewhere along the line the translators — the point of translators is that most of the time, rather than stay with their job of translating, they try to interpret. Upon many translations, rather than just stay with translation, they now start to interpret it. Translation simply means putting it in a language we can understand; interpretation means telling us the meaning. The same way, if a man in Bible study is busy with Greek and Hebrew materials, he's only seeing translations — you can never get interpretation through Greek and Hebrew materials; that's even translation, taking it from one medium to another. Translation, in broadening your mind, must not expand the subject matter; it is just for clarity of language. But most of the time we've seen translations where they, on their own, now begin to interpret. That's very careless.</w:t>
+      </w:r>
+    </w:p>
+    <w:p>
+      <w:pPr>
         <w:pStyle w:val="Heading1"/>
       </w:pPr>
       <w:r>
@@ -384,17 +449,30 @@
     </w:p>
     <w:p>
       <w:pPr>
-        <w:spacing w:before="160" w:after="40"/>
-      </w:pPr>
-      <w:r>
-        <w:rPr>
-          <w:b/>
-        </w:rPr>
-        <w:t>Romans 5:12-17</w:t>
+        <w:spacing w:after="200"/>
+        <w:jc w:val="both"/>
+      </w:pPr>
+      <w:r>
+        <w:rPr>
+          <w:b w:val="0"/>
+          <w:i w:val="0"/>
+        </w:rPr>
+        <w:t>Look at this example.</w:t>
       </w:r>
     </w:p>
     <w:p>
       <w:pPr>
+        <w:spacing w:before="160" w:after="40"/>
+      </w:pPr>
+      <w:r>
+        <w:rPr>
+          <w:b/>
+        </w:rPr>
+        <w:t>Romans 5:12-17</w:t>
+      </w:r>
+    </w:p>
+    <w:p>
+      <w:pPr>
         <w:spacing w:after="80"/>
         <w:ind w:left="432"/>
       </w:pPr>
@@ -517,7 +595,7 @@
           <w:b w:val="0"/>
           <w:i w:val="0"/>
         </w:rPr>
-        <w:t>There was a beautiful lesson Paul was passing across here. Death passed upon all men, for that all have sinned; death was in the world before the law, but sin was not imputed when there was no law; nevertheless death reigned from Adam to Moses, even over those who had not sinned after the similitude of Adam's transgression, who is the figure of him that was to come. The correct way to understand this is that the issue here is not the person of Adam, but mankind — a kind. Paul first speaks of Adam as a function, and then moves to the kind of Adam, all of whom had sinned. It is the same principle when he says that the judgment was by one kind unto condemnation, but the free gift is of many unto justification. Notice: death did not reign through a person — Adam did not reign through the ages — so the reference is to the kind. Death reigned by one kind; much more, those who receive the abundance of grace and of the gift of righteousness shall reign in life by one kind, Jesus Christ.</w:t>
+        <w:t>There was a beautiful lesson Paul was passing across here. Death passed by, death by sin, and so death passed upon all men, for that all have sinned. Until the law, sin was in the world, but sin was not imputed when there is no law. Nevertheless, death went from Adam to Moses — notice that, even over them that had not sinned after the similitude of Adam's transgression, who is the figure of him that was to come.</w:t>
       </w:r>
     </w:p>
     <w:p>
@@ -530,11 +608,50 @@
           <w:b w:val="0"/>
           <w:i w:val="0"/>
         </w:rPr>
-        <w:t>"One kind" is not making a distinction between Adam as a private individual and mankind. Jesus never spoke about Adam as a person; in all of his submissions in the Gospels, he spoke about humanity, because humanity is found in the story of Genesis chapters 2 and 3. The reference is to kind — to the race, to this generation. Sin is in one generation, righteousness is in another; redemption is in this kind. It is the myopic application of the salvation concept that makes people individualize the faith, yet the submissions of Paul do not individualize it.</w:t>
+        <w:t>For if through the offense of one — that word is Adam — one, many be dead. Much more the grace of God. And the gift by grace, correctly put, is by one Adam. Because the issue here is not the person of Adam, but mankind, a kind. It's talking about a kind. By one kind, Jesus Christ, had abounded unto many, but not as it was by one that sinned — one kind. If you back up a bit, when he talked about all those that had sinned, he first talked about Adam as a function, and now went to the kind of Adam — all had sinned. It's the same principle he applies when he says, so it was by one kind that sinned, so is the free gift. For the judgment was by one kind unto condemnation, but the free gift is of many unto justification.</w:t>
       </w:r>
     </w:p>
     <w:p>
       <w:pPr>
+        <w:spacing w:after="200"/>
+        <w:jc w:val="both"/>
+      </w:pPr>
+      <w:r>
+        <w:rPr>
+          <w:b w:val="0"/>
+          <w:i w:val="0"/>
+        </w:rPr>
+        <w:t>For if by one man's offense, death reigned by one kind — a race. Notice, death did not reign; you can't say death reigned through a person. Adam did not reign through the ages, so it's referring to the kind. Death reigned by one kind. Much more than that, they that receive the abundance of grace and of the gift of righteousness, which is Christ Jesus, shall reign in life by one kind, Jesus Christ.</w:t>
+      </w:r>
+    </w:p>
+    <w:p>
+      <w:pPr>
+        <w:spacing w:after="200"/>
+        <w:jc w:val="both"/>
+      </w:pPr>
+      <w:r>
+        <w:rPr>
+          <w:b w:val="0"/>
+          <w:i w:val="0"/>
+        </w:rPr>
+        <w:t>"One kind" — I told you, Jesus never spoke about Adam as a person. In all of Jesus's submissions in the gospels, he spoke about humanity, because humanity is found in the story of Genesis chapter 2 and 3. We are referring to kind here — in Adam, in the race, in this generation. So he's saying here that sin is in one generation, righteousness is in another; redemption is in this kind. We reign in life by one kind, Jesus Christ.</w:t>
+      </w:r>
+    </w:p>
+    <w:p>
+      <w:pPr>
+        <w:spacing w:after="200"/>
+        <w:jc w:val="both"/>
+      </w:pPr>
+      <w:r>
+        <w:rPr>
+          <w:b w:val="0"/>
+          <w:i w:val="0"/>
+        </w:rPr>
+        <w:t>First Corinthians 15. It is the myopic application of the salvation concept that makes people start to individualize the faith, yet the submissions of Paul do not individualize it.</w:t>
+      </w:r>
+    </w:p>
+    <w:p>
+      <w:pPr>
         <w:pStyle w:val="Heading1"/>
       </w:pPr>
       <w:r>
@@ -547,17 +664,30 @@
     </w:p>
     <w:p>
       <w:pPr>
-        <w:spacing w:before="160" w:after="40"/>
-      </w:pPr>
-      <w:r>
-        <w:rPr>
-          <w:b/>
-        </w:rPr>
-        <w:t>1 Corinthians 15:45-49</w:t>
+        <w:spacing w:after="200"/>
+        <w:jc w:val="both"/>
+      </w:pPr>
+      <w:r>
+        <w:rPr>
+          <w:b w:val="0"/>
+          <w:i w:val="0"/>
+        </w:rPr>
+        <w:t>Look at this.</w:t>
       </w:r>
     </w:p>
     <w:p>
       <w:pPr>
+        <w:spacing w:before="160" w:after="40"/>
+      </w:pPr>
+      <w:r>
+        <w:rPr>
+          <w:b/>
+        </w:rPr>
+        <w:t>1 Corinthians 15:45-49</w:t>
+      </w:r>
+    </w:p>
+    <w:p>
+      <w:pPr>
         <w:spacing w:after="80"/>
         <w:ind w:left="432"/>
       </w:pPr>
@@ -661,7 +791,7 @@
           <w:b w:val="0"/>
           <w:i w:val="0"/>
         </w:rPr>
-        <w:t>Notice the word "made" — the first mankind was made a living soul, the last Adam a quickening spirit. That which is natural came before that which is spiritual. The first kind is of the earth, earthy; the second mankind is the Lord from heaven. As is the earthy, so are those that are earthy; as is the heavenly, so are those that are heavenly. Paul is referring here to the kind in which people are born. He uses Adam, the first man, as a concept, and Jesus Christ as a concept, but the statement that follows is one of identification: it begins to identify people in one kind and people in another kind. As is the earthy, so are those that are earthy; and as we have borne the image of the earthy, we shall also bear the image of the heavenly. The word "made" must be observed — a man must see this from the point of view of a kind.</w:t>
+        <w:t>Notice the word "made" — the first mankind was made a living soul; the last Adam, again, is referring to kind — a quickening spirit; notice it was made a quickening spirit. That which is natural came before that which is spiritual. The first kind is of the earthy; the second mankind is the Lord from heaven. As is the earthy, so are they that are earthy; and as is the heavenly, so are they that are heavenly. He's referring to what kind they are born. He uses Adam, the first man, as the concept; he uses Jesus Christ as the concept. But the next statement that follows is identification — it now begins to identify people in one kind and people in another kind: as is the earthy, so are they that are earthy; as we have borne the image of the earthy, we shall also bear the image of the heavenly. Observe the word "made." A man must see it from the point of a kind.</w:t>
       </w:r>
     </w:p>
     <w:p>
@@ -686,7 +816,7 @@
           <w:b w:val="0"/>
           <w:i w:val="0"/>
         </w:rPr>
-        <w:t>The question is why salvation is for mankind, and why God should not simply have arranged matters otherwise. Over time, the way believers pray a sinner's prayer will actually change. From this point, preaching tends toward another way, in which individuals come to God directly — for instance, a prayer such as, "O God, I come to you, hear me," is, as good as it sounds, not biblical.</w:t>
+        <w:t>I said something earlier — why is salvation for mankind? We have looked at the concept of the grace of God; now we want to explain it intelligently. Why is it for mankind? I believe, over time, the way we pray the sinner's prayer will change — it will actually change over time. From this point, though, we tend to preach another way, that individuals will come to God — a man will say, let me give you a typical Christian prayer: "O God, I come to you, hear me" — as good as it sounds, it is not biblical.</w:t>
       </w:r>
     </w:p>
     <w:p>
@@ -729,7 +859,7 @@
           <w:b w:val="0"/>
           <w:i w:val="0"/>
         </w:rPr>
-        <w:t>Nobody goes to God anymore, because God has settled the matter in Christ. Men simply come to Jesus.</w:t>
+        <w:t>So nobody goes to God anymore, because God has settled it in Christ. Men simply come to Jesus.</w:t>
       </w:r>
     </w:p>
     <w:p>
@@ -772,7 +902,7 @@
           <w:b w:val="0"/>
           <w:i w:val="0"/>
         </w:rPr>
-        <w:t>Going to God is now going to Jesus.</w:t>
+        <w:t>Going to God is now going to Jesus. First Corinthians tells us that God handed all judgment to him, and God is waiting till all the enemies are put under his feet — then would the end come, then Jesus will deliver everything to the Father.</w:t>
       </w:r>
     </w:p>
     <w:p>
@@ -891,7 +1021,7 @@
           <w:b w:val="0"/>
           <w:i w:val="0"/>
         </w:rPr>
-        <w:t>God handed all judgment to him, and God is waiting until all enemies are put under his feet; then the end would come, and Jesus will deliver everything to the Father. Individuals now bring their own offerings to God as though coming to him directly — "I am sincere, I am honest" — but nobody goes to God again in that fashion. God in Christ has come to us; it is only in Christ that we come to God. He is not coming to save anybody again; he has saved in Christ, and everything is in him. So a man simply comes to Jesus — better still, we take Jesus to him. A man cannot come to God as an individual to be saved, because he does not have righteousness of his own; he is only accepted in Christ.</w:t>
+        <w:t>People have individual offerings that you see — this guy comes to God, "I come to God, oh Lord, I'm sincere, I'm honest." Nobody goes to God again. Am I going to God? No — it goes to Jesus. "No, there's one boy here, he wants to be saved" — no, God in Christ has come to us. It is only in Christ that we come to God. God in Christ has come; he is not coming to save anybody again — he has saved in Christ. Everything is in him. So a man simply is to come to Jesus — better still, we take Jesus to him. It's like individuals are offering their own thing to God — "okay, I'm coming, I want to be saved, Lord." No — you cannot come to God as an individual to be saved, because you do not have righteousness; you are only accepted in Christ.</w:t>
       </w:r>
     </w:p>
     <w:p>
@@ -908,17 +1038,30 @@
     </w:p>
     <w:p>
       <w:pPr>
-        <w:spacing w:before="160" w:after="40"/>
-      </w:pPr>
-      <w:r>
-        <w:rPr>
-          <w:b/>
-        </w:rPr>
-        <w:t>Acts 17:24-26</w:t>
+        <w:spacing w:after="200"/>
+        <w:jc w:val="both"/>
+      </w:pPr>
+      <w:r>
+        <w:rPr>
+          <w:b w:val="0"/>
+          <w:i w:val="0"/>
+        </w:rPr>
+        <w:t>Acts 17:26. This is Paul.</w:t>
       </w:r>
     </w:p>
     <w:p>
       <w:pPr>
+        <w:spacing w:before="160" w:after="40"/>
+      </w:pPr>
+      <w:r>
+        <w:rPr>
+          <w:b/>
+        </w:rPr>
+        <w:t>Acts 17:24-26</w:t>
+      </w:r>
+    </w:p>
+    <w:p>
+      <w:pPr>
         <w:spacing w:after="80"/>
         <w:ind w:left="432"/>
       </w:pPr>
@@ -984,7 +1127,7 @@
           <w:b w:val="0"/>
           <w:i w:val="0"/>
         </w:rPr>
-        <w:t>Paul came to a place where people were worshipping idols, calling their object of worship "the unknown God" — confusion, for if one does not know a thing, one is nonetheless worshipping it. Paul told them that God, who made the world and all things therein, being Lord of heaven and earth, does not dwell in temples made with hands, nor is worshipped with men's hands, as though he needed anything, seeing he gives to all life, breath, and all things. Everything is made by God; the devil cannot create — creation is only in God. It is a wrong dedication, therefore, when someone says of an object, "this is dedicated to the devil," as though the devil could create or own anything.</w:t>
+        <w:t>Look at the scenario: he got to a place where people were worshipping idols, and they called it the unknown God — what confusion, to say "unknown God" — you don't know him, yet you are worshipping him. He told them, God had made the world and all things therein; seeing that he is Lord of heaven and earth, he dwells not in temples made with hands, neither is worshipped with men's hands, as though he needed anything, seeing he gives to all life, breath, and all things — things he has created.</w:t>
       </w:r>
     </w:p>
     <w:p>
@@ -997,7 +1140,7 @@
           <w:b w:val="0"/>
           <w:i w:val="0"/>
         </w:rPr>
-        <w:t>This bears on the practice of certain deliverance ministers. In one recorded case, a deliverance minister confronting a demon commanded it to come out and go out, and after some argument the demon said it would go only if a certain lantern — a powerful lantern given to the afflicted person by a girlfriend who was of the devil — was surrendered. In another instance, a minister was asked about a key in someone's hand and pressed the point: "It is not your own. How can it be your own? Where did you buy it from? Who gave it to you?" The answer given was, "Adam gave it to me" — but in Abraham the earth has been repossessed. It was not until Jesus came, as the seed of Abraham, that the earth was repossessed. So the claim of ownership by the devil is without foundation — in what way is anything his own? Regarding the popular teaching that if a person takes something from the devil he takes it back sevenfold, there is no restoration the devil can do for anyone; whatever restoration is claimed, the devil would only be taking from another believer. The Bible speaks of a thief, a natural thief — what if he does not have the means, and must work for it? There is no restoration to claim from the devil.</w:t>
+        <w:t>Everything is made by God — the devil cannot create; creation is only in God. So somebody can say, "this one is dedicated to the devil, rededicate it" — that is a wrong dedication.</w:t>
       </w:r>
     </w:p>
     <w:p>
@@ -1010,7 +1153,7 @@
           <w:b w:val="0"/>
           <w:i w:val="0"/>
         </w:rPr>
-        <w:t>Continuing in Acts 17: God has made of one blood all nations of men. That word "one blood" refers to Adam, for that is the meaning of Adam — one blood, one race. The way blood is understood today is in terms of generation. A wealthy man who died left many people claiming to be his children — some seventy in number — each pointing to a resemblance of nose or ear as proof. But the man had been wise: he had written his will years before he died, naming his known children by his first wife, and directing that the others go to London to undergo a DNA test at his expense; those proven successful would be brought back, and those unsuccessful would return on their own. In this way, the truth of parentage was settled by checking the blood.</w:t>
+        <w:t>Concerning a deliverance session — there was a demon, and the minister said, "come out, go out," and it went out. They were arguing, doing what amounted to a court case with the demon. After a while the demon said it would go only if a certain lantern — a powerful lantern, given to the man by his girlfriend when he was in the world, and that girl was of the devil — was surrendered. So the deliverance minister took the lantern and gave it up.</w:t>
       </w:r>
     </w:p>
     <w:p>
@@ -1023,7 +1166,7 @@
           <w:b w:val="0"/>
           <w:i w:val="0"/>
         </w:rPr>
-        <w:t>In the world, humanity has one blood — that one blood refers to Adam. God made one blood, one kind, and it is in that kind that humanity must be understood. One blood means there is no difference: God determines humanity in one person, Adam, so that the consequence of his decision affected that generation, because that generation was determined in him. There could have been no redemption through Adam had humanity not been determined once — God did not create more than once. What exists after that one creation is procreation: there is one creation, and then there is procreation, which is produced from that one creation. Everything is found in Adam. The Bible says male and female created he them — that is not Siamese twins; that is simply creation. What happens afterward is procreation from that which was created; God did not create a child in the womb of the mother surreptitiously by the agency of the father — everything is in Adam.</w:t>
+        <w:t>In another deliverance session, the minister asked, "what is this key in his hand? Where did you get this key? It's not your own — how can it be your own? Where did you buy it from? Who gave it to you?" And the answer was, "Adam gave it to me." But in Abraham, the earth has been repossessed — it was not until Jesus came, as the seed of Abraham, that it was repossessed. So how does it belong to you? In what way is it your own? Who gave it to you? If you put your name on it, say your name.</w:t>
       </w:r>
     </w:p>
     <w:p>
@@ -1036,11 +1179,76 @@
           <w:b w:val="0"/>
           <w:i w:val="0"/>
         </w:rPr>
-        <w:t>Those who evangelize on buses will attest that when told that their forefathers, Adam and Eve, ate of the tree, nobody disputes it — everybody accepts that, whether they like it or not, they are sinners; there is nothing they can do about it, because in Genesis 1:26 and 28 mankind was created as a kind, and immediately a person is found in it, tied to the destiny of that race. This same concept must now be used to explain what that mankind was created for. If God determined, say, a billion people in one man, that means the same pattern would follow to determine every man — he did not single out individuals, since he determined every man in that one blood.</w:t>
+        <w:t>People talk about the devil restoring sevenfold what was taken from them — but where would he get that restoration from? He would only take it from another believer. There is no restoration the devil can do for you. Some people claim restoration of anything they've lost, from the devil — but the Bible speaks of a thief, a natural thief; what if he doesn't have it, and has to work for it? That's just by the side.</w:t>
       </w:r>
     </w:p>
     <w:p>
       <w:pPr>
+        <w:spacing w:after="200"/>
+        <w:jc w:val="both"/>
+      </w:pPr>
+      <w:r>
+        <w:rPr>
+          <w:b w:val="0"/>
+          <w:i w:val="0"/>
+        </w:rPr>
+        <w:t>Now look at that — he has made of one blood, one blood, all nations. That word there is Adam — that's the meaning of Adam, one blood, one race. The way we see blood today is generation. One rich man died, and about seventy people claimed they were his children — everybody was excited, saying, "how do you know he's his child? Look at his nose, look at his ears" — that's how they knew. But the man had been wise; he had written a will years before he died, naming those he knew were his own — his first wife's children — and for the other wives, he said, let everybody go to London to do a DNA test, sponsored there; if you are successful, we bring you back, if you are not successful, you come back on your own. So the father said, go and check their blood.</w:t>
+      </w:r>
+    </w:p>
+    <w:p>
+      <w:pPr>
+        <w:spacing w:after="200"/>
+        <w:jc w:val="both"/>
+      </w:pPr>
+      <w:r>
+        <w:rPr>
+          <w:b w:val="0"/>
+          <w:i w:val="0"/>
+        </w:rPr>
+        <w:t>Now, in the world, humanity has one blood. Humanity actually has one blood, and that one blood refers to Adam. God made just one blood, one kind, and it's in that kind that we must begin to see humanity.</w:t>
+      </w:r>
+    </w:p>
+    <w:p>
+      <w:pPr>
+        <w:spacing w:after="200"/>
+        <w:jc w:val="both"/>
+      </w:pPr>
+      <w:r>
+        <w:rPr>
+          <w:b w:val="0"/>
+          <w:i w:val="0"/>
+        </w:rPr>
+        <w:t>One blood — that means there is no difference. God determines humanity in one person, Adam, and that is why the consequence of his decision affected that generation, because that generation was determined in him. There could have been no redemption through Adam because humanity was determined once — God did not create more than once. What we have is procreation. There is one creation, and then there is procreation — procreation means it was produced from that one creation. Everything is found in Adam. What happens after Genesis chapter 2 is not creation. God did not create a child in the womb of the mother surreptitiously by the agency of the father — everything is in Adam. The Bible says male and female created he them; that's not Siamese twins, that is simply creation. What happens afterward is procreation from that which was created. So humanity was determined in one blood.</w:t>
+      </w:r>
+    </w:p>
+    <w:p>
+      <w:pPr>
+        <w:spacing w:after="200"/>
+        <w:jc w:val="both"/>
+      </w:pPr>
+      <w:r>
+        <w:rPr>
+          <w:b w:val="0"/>
+          <w:i w:val="0"/>
+        </w:rPr>
+        <w:t>Those who do evangelism on the buses will tell you: our forefathers, Adam and Eve, ate of the tree — the fruit — and, whether you like it or not, that's what they say, and everybody agrees with them, whether they like it or not: you are a sinner, there's nothing you can do. Everybody knows that. So in Genesis 1:26, 28, there was a kind created — mankind — and immediately you are found in it, you are tied to the destiny of that race. I'm going to use that same concept to explain something.</w:t>
+      </w:r>
+    </w:p>
+    <w:p>
+      <w:pPr>
+        <w:spacing w:after="200"/>
+        <w:jc w:val="both"/>
+      </w:pPr>
+      <w:r>
+        <w:rPr>
+          <w:b w:val="0"/>
+          <w:i w:val="0"/>
+        </w:rPr>
+        <w:t>What if we now discover what that mankind was created for? In the mind of the Maker, he made that kind for a purpose. If he determines, say, a billion people in one man, that means it will follow the same pattern to determine every man — it will not single out individuals, since he has determined every man in that one blood. Genesis 1, verse 26.</w:t>
+      </w:r>
+    </w:p>
+    <w:p>
+      <w:pPr>
         <w:pStyle w:val="Heading1"/>
       </w:pPr>
       <w:r>
@@ -1110,7 +1318,7 @@
           <w:b w:val="0"/>
           <w:i w:val="0"/>
         </w:rPr>
-        <w:t>When God had made everything and put everything in order, he came to that point and said, "Let us make man in our image, after our likeness, and let them have dominion." Regarding whether angels were present in Genesis 1: heaven and earth are mentioned together because they were created the same day. Moses, the writer of Genesis, dealt with the earth realm — hence his documentation does not involve the creation of angels; he looked at all the creatures in the earth realm, because that was his dealing. It is by revelation that God is seen to have created everything together; there was no creation before Genesis 1, before the first day, and none on the seventh day. The Bible is progressive revelation, and every prophet of God had a limitation.</w:t>
+        <w:t>Let us make man in our image — God speaking now. He had made everything, put everything in order; he had made everything good for humanity, everything. He now came to that point and said, let us make man in our image, after our likeness, and let them have dominion.</w:t>
       </w:r>
     </w:p>
     <w:p>
@@ -1123,11 +1331,37 @@
           <w:b w:val="0"/>
           <w:i w:val="0"/>
         </w:rPr>
-        <w:t>When God finished everything, he turned to himself: "Let us make man in our image." God spoke to create everything by fiat; but when it came to man, he spoke to himself. In the record from verse 1 to 25, and again in Genesis 2, God spoke to existing material, but in the creation of man, Genesis 1:26, he spoke to himself, because it was a creation out of nothing — really out of God, out of nothing existing. If this is read only by the letter, black and white, what is seen is Adam — God created Adam, and then Adam and Eve in Adam. But it must not be missed that when the text reaches verse 27, it says "in the image of God" — God did not create Adam like the image of God; he created Adam in the image of God. Male and female created he them, in the image of God. The image of God was not created — the image of God was the creation.</w:t>
+        <w:t>Somebody asked me, were angels in Genesis 1? Obviously. In Genesis we discover that heaven and earth were mentioned the same way because they were created the same day. You will discover that the dealings of Moses, the writer of Genesis, were with the earth realm — hence his documentation does not involve the creation of angels; he looked at all the creatures in the earth realm, that was his dealing. It's via revelation that we will see that God created everything together — there was no creation before Genesis 1, before the first day, and none on the seventh day. The Bible is progressive revelation, and every prophet of God had a limitation.</w:t>
       </w:r>
     </w:p>
     <w:p>
       <w:pPr>
+        <w:spacing w:after="200"/>
+        <w:jc w:val="both"/>
+      </w:pPr>
+      <w:r>
+        <w:rPr>
+          <w:b w:val="0"/>
+          <w:i w:val="0"/>
+        </w:rPr>
+        <w:t>When God finished everything, he turned to himself: "let us make man in our image." Notice, God now talks to himself — God spoke to create everything by fiat, but when it came to man, he talks to himself. From verse 1 to 25, and again in Genesis 2, God spoke to existing material, but in the creation of man, Genesis 1:26, he spoke to himself, because it was a creation out of nothing — really out of God, out of nothing existing.</w:t>
+      </w:r>
+    </w:p>
+    <w:p>
+      <w:pPr>
+        <w:spacing w:after="200"/>
+        <w:jc w:val="both"/>
+      </w:pPr>
+      <w:r>
+        <w:rPr>
+          <w:b w:val="0"/>
+          <w:i w:val="0"/>
+        </w:rPr>
+        <w:t>If this is read only by the letter, black and white, what is seen is Adam — God created Adam, and then Adam and Eve in Adam. But we lose sight of the fact that when he got to verse 27, he said, "in the image of God" — he did not create Adam like the image of God, he created Adam in the image of God. Male and female created he them, in the image of God. The image of God was not created — the image of God was the creation.</w:t>
+      </w:r>
+    </w:p>
+    <w:p>
+      <w:pPr>
         <w:pStyle w:val="Heading1"/>
       </w:pPr>
       <w:r>
@@ -1140,17 +1374,55 @@
     </w:p>
     <w:p>
       <w:pPr>
-        <w:spacing w:before="160" w:after="40"/>
-      </w:pPr>
-      <w:r>
-        <w:rPr>
-          <w:b/>
-        </w:rPr>
-        <w:t>Romans 5:12-14</w:t>
+        <w:spacing w:after="200"/>
+        <w:jc w:val="both"/>
+      </w:pPr>
+      <w:r>
+        <w:rPr>
+          <w:b w:val="0"/>
+          <w:i w:val="0"/>
+        </w:rPr>
+        <w:t>Now, when God said that, what was he referring to? We've all agreed that humanity is found in one blood — and that is why salvation is for everybody. Romans 5:12 tells us Adam is the figure of him that was to come — he was a type. In other words, Genesis 1:27 was creating a type for Christ that God was referring to. In the plan of God there is still one man, not two men. Adam was actually created for Jesus — he was not a pre-Jesus creation, he was created for Jesus. The sole purpose of the Adamic race is for Jesus, for Christ. The truth of the matter is that Christ is actually mankind. He was a type — and the reason he is called a type of him that was to come, at his creation, we get back to 1 Corinthians 15 to see Paul's explanation.</w:t>
       </w:r>
     </w:p>
     <w:p>
       <w:pPr>
+        <w:pStyle w:val="Heading1"/>
+      </w:pPr>
+      <w:r>
+        <w:rPr>
+          <w:b/>
+          <w:i w:val="0"/>
+        </w:rPr>
+        <w:t>The Natural and the Spiritual Body: 1 Corinthians 15:38-47</w:t>
+      </w:r>
+    </w:p>
+    <w:p>
+      <w:pPr>
+        <w:spacing w:after="200"/>
+        <w:jc w:val="both"/>
+      </w:pPr>
+      <w:r>
+        <w:rPr>
+          <w:b w:val="0"/>
+          <w:i w:val="0"/>
+        </w:rPr>
+        <w:t>Notice Paul's explanation. Things were sequential. Look at it.</w:t>
+      </w:r>
+    </w:p>
+    <w:p>
+      <w:pPr>
+        <w:spacing w:before="160" w:after="40"/>
+      </w:pPr>
+      <w:r>
+        <w:rPr>
+          <w:b/>
+        </w:rPr>
+        <w:t>1 Corinthians 15:38-47</w:t>
+      </w:r>
+    </w:p>
+    <w:p>
+      <w:pPr>
         <w:spacing w:after="80"/>
         <w:ind w:left="432"/>
       </w:pPr>
@@ -1158,14 +1430,14 @@
         <w:rPr>
           <w:b/>
         </w:rPr>
-        <w:t>[12]</w:t>
+        <w:t>[38]</w:t>
       </w:r>
       <w:r>
         <w:rPr>
           <w:b w:val="0"/>
           <w:i w:val="0"/>
         </w:rPr>
-        <w:t>Wherefore, as by one man sin entered into the world, and death by sin; and so death passed upon all men, for that all have sinned:</w:t>
+        <w:t>But God giveth it a body as it hath pleased him, and to every seed his own body.</w:t>
       </w:r>
     </w:p>
     <w:p>
@@ -1177,14 +1449,14 @@
         <w:rPr>
           <w:b/>
         </w:rPr>
-        <w:t>[13]</w:t>
+        <w:t>[39]</w:t>
       </w:r>
       <w:r>
         <w:rPr>
           <w:b w:val="0"/>
           <w:i w:val="0"/>
         </w:rPr>
-        <w:t>For until the law sin was in the world: but sin is not imputed when there is no law.</w:t>
+        <w:t>All flesh is not the same flesh: but there is one kind of flesh of men, another flesh of beasts, another of fishes, and another of birds.</w:t>
       </w:r>
     </w:p>
     <w:p>
@@ -1196,18 +1468,151 @@
         <w:rPr>
           <w:b/>
         </w:rPr>
-        <w:t>[14]</w:t>
+        <w:t>[40]</w:t>
       </w:r>
       <w:r>
         <w:rPr>
           <w:b w:val="0"/>
           <w:i w:val="0"/>
         </w:rPr>
-        <w:t>Nevertheless death reigned from Adam to Moses, even over them that had not sinned after the similitude of Adam's transgression, who is the figure of him that was to come.</w:t>
+        <w:t>There are also celestial bodies, and bodies terrestrial: but the glory of the celestial is one, and the glory of the terrestrial is another.</w:t>
       </w:r>
     </w:p>
     <w:p>
       <w:pPr>
+        <w:spacing w:after="80"/>
+        <w:ind w:left="432"/>
+      </w:pPr>
+      <w:r>
+        <w:rPr>
+          <w:b/>
+        </w:rPr>
+        <w:t>[41]</w:t>
+      </w:r>
+      <w:r>
+        <w:rPr>
+          <w:b w:val="0"/>
+          <w:i w:val="0"/>
+        </w:rPr>
+        <w:t>There is one glory of the sun, and another glory of the moon, and another glory of the stars: for one star differeth from another star in glory.</w:t>
+      </w:r>
+    </w:p>
+    <w:p>
+      <w:pPr>
+        <w:spacing w:after="80"/>
+        <w:ind w:left="432"/>
+      </w:pPr>
+      <w:r>
+        <w:rPr>
+          <w:b/>
+        </w:rPr>
+        <w:t>[42]</w:t>
+      </w:r>
+      <w:r>
+        <w:rPr>
+          <w:b w:val="0"/>
+          <w:i w:val="0"/>
+        </w:rPr>
+        <w:t>So also is the resurrection of the dead. It is sown in corruption; it is raised in incorruption:</w:t>
+      </w:r>
+    </w:p>
+    <w:p>
+      <w:pPr>
+        <w:spacing w:after="80"/>
+        <w:ind w:left="432"/>
+      </w:pPr>
+      <w:r>
+        <w:rPr>
+          <w:b/>
+        </w:rPr>
+        <w:t>[43]</w:t>
+      </w:r>
+      <w:r>
+        <w:rPr>
+          <w:b w:val="0"/>
+          <w:i w:val="0"/>
+        </w:rPr>
+        <w:t>It is sown in dishonour; it is raised in glory: it is sown in weakness; it is raised in power:</w:t>
+      </w:r>
+    </w:p>
+    <w:p>
+      <w:pPr>
+        <w:spacing w:after="80"/>
+        <w:ind w:left="432"/>
+      </w:pPr>
+      <w:r>
+        <w:rPr>
+          <w:b/>
+        </w:rPr>
+        <w:t>[44]</w:t>
+      </w:r>
+      <w:r>
+        <w:rPr>
+          <w:b w:val="0"/>
+          <w:i w:val="0"/>
+        </w:rPr>
+        <w:t>It is sown a natural body; it is raised a spiritual body. There is a natural body, and there is a spiritual body.</w:t>
+      </w:r>
+    </w:p>
+    <w:p>
+      <w:pPr>
+        <w:spacing w:after="80"/>
+        <w:ind w:left="432"/>
+      </w:pPr>
+      <w:r>
+        <w:rPr>
+          <w:b/>
+        </w:rPr>
+        <w:t>[45]</w:t>
+      </w:r>
+      <w:r>
+        <w:rPr>
+          <w:b w:val="0"/>
+          <w:i w:val="0"/>
+        </w:rPr>
+        <w:t>And so it is written, The first man Adam was made a living soul; the last Adam was made a quickening spirit.</w:t>
+      </w:r>
+    </w:p>
+    <w:p>
+      <w:pPr>
+        <w:spacing w:after="80"/>
+        <w:ind w:left="432"/>
+      </w:pPr>
+      <w:r>
+        <w:rPr>
+          <w:b/>
+        </w:rPr>
+        <w:t>[46]</w:t>
+      </w:r>
+      <w:r>
+        <w:rPr>
+          <w:b w:val="0"/>
+          <w:i w:val="0"/>
+        </w:rPr>
+        <w:t>Howbeit that was not first which is spiritual, but that which is natural; and afterward that which is spiritual.</w:t>
+      </w:r>
+    </w:p>
+    <w:p>
+      <w:pPr>
+        <w:spacing w:after="80"/>
+        <w:ind w:left="432"/>
+      </w:pPr>
+      <w:r>
+        <w:rPr>
+          <w:b/>
+        </w:rPr>
+        <w:t>[47]</w:t>
+      </w:r>
+      <w:r>
+        <w:rPr>
+          <w:b w:val="0"/>
+          <w:i w:val="0"/>
+        </w:rPr>
+        <w:t>The first man is of the earth, earthy: the second man is the Lord from heaven.</w:t>
+      </w:r>
+    </w:p>
+    <w:p>
+      <w:pPr>
         <w:spacing w:after="200"/>
         <w:jc w:val="both"/>
       </w:pPr>
@@ -1216,11 +1621,63 @@
           <w:b w:val="0"/>
           <w:i w:val="0"/>
         </w:rPr>
-        <w:t>Adam is here called the figure of him that was to come — Genesis 1:27 was creating a type for Christ. In the plan of God there is still one man, not two men. Adam was actually created for Jesus; he was not a pre-Jesus creation, he was created for Jesus. The sole purpose of the Adamic race is for Jesus, for Christ. The truth of the matter is that Christ is actually mankind. Adam was a type, and the reason he is called a type of him that was to come, at his creation, is explained further in Paul's discussion of the resurrection.</w:t>
+        <w:t>God giveth it a body — talking about seed — as it hath pleased him, and to every seed his own body. All flesh is not the same flesh, but there's one kind of flesh of men, another flesh of beasts, another of fishes, another of birds. There are also celestial bodies and earthly bodies, and the glory of the celestial is one, and the glory of the terrestrial is another — one glory of the sun, another glory of the moon, another glory of the stars, for one star differs from another star in glory. So also is the resurrection of the dead: it is sown in corruption, raised in incorruption; sown in dishonor, raised in glory; sown in weakness, raised in power. It is not a natural body, it is raised a spiritual body — there is a natural body, and there is a spiritual body. So it is written, the first man Adam was made a living soul, the last Adam a life-giving spirit. Don't forget, this was not talking about the fall of man.</w:t>
       </w:r>
     </w:p>
     <w:p>
       <w:pPr>
+        <w:spacing w:after="200"/>
+        <w:jc w:val="both"/>
+      </w:pPr>
+      <w:r>
+        <w:rPr>
+          <w:b w:val="0"/>
+          <w:i w:val="0"/>
+        </w:rPr>
+        <w:t>Why would you call it the last Adam? Understand Bible language — when the Bible refers to the last days, it's talking about the fulfillment, not about order. So Adam was to be the first; Jesus, the completion of the race, the perfection of the race. Jesus is the mankind that God predetermined, and in that mankind, male and female, is a race that will subdue the earth. Everybody is counted in it.</w:t>
+      </w:r>
+    </w:p>
+    <w:p>
+      <w:pPr>
+        <w:spacing w:after="200"/>
+        <w:jc w:val="both"/>
+      </w:pPr>
+      <w:r>
+        <w:rPr>
+          <w:b w:val="0"/>
+          <w:i w:val="0"/>
+        </w:rPr>
+        <w:t>Howbeit, that was not first which is spiritual, but that which is natural, and afterward that which is spiritual — the natural is sown for the spiritual. The first man is of the earthy, the second man is the Lord from heaven. God was not reacting through Jesus — God was furthering his plan in Jesus. The plan was for Jesus. Mankind is in Jesus. Adam was a type; mankind is in Jesus. The plan of God is still not defeated — it's in Christ. Mankind is in Jesus.</w:t>
+      </w:r>
+    </w:p>
+    <w:p>
+      <w:pPr>
+        <w:spacing w:after="200"/>
+        <w:jc w:val="both"/>
+      </w:pPr>
+      <w:r>
+        <w:rPr>
+          <w:b w:val="0"/>
+          <w:i w:val="0"/>
+        </w:rPr>
+        <w:t>Using that distinction, male and female — what's the concept of the new creation? He says there is neither male nor female. Why does he say that? Because in Adam there is neither male nor female — Adam is a creation, the new creation. In male and female we find a making, a design, not a creation — that is the putting together, what we call a design. When God made Eve, he made a body for Eve, but Eve is in Adam, not identified as Eve, but as man. So in Christ Jesus there is neither male nor female. These are not concepts that came because man fell — that was the plan.</w:t>
+      </w:r>
+    </w:p>
+    <w:p>
+      <w:pPr>
+        <w:spacing w:after="200"/>
+        <w:jc w:val="both"/>
+      </w:pPr>
+      <w:r>
+        <w:rPr>
+          <w:b w:val="0"/>
+          <w:i w:val="0"/>
+        </w:rPr>
+        <w:t>So Adam was created in the image of God. Look at John 1:1.</w:t>
+      </w:r>
+    </w:p>
+    <w:p>
+      <w:pPr>
         <w:pStyle w:val="Heading1"/>
       </w:pPr>
       <w:r>
@@ -1228,7 +1685,7 @@
           <w:b/>
           <w:i w:val="0"/>
         </w:rPr>
-        <w:t>The Natural and the Spiritual Body: 1 Corinthians 15:38-47</w:t>
+        <w:t>The Word Made Flesh: John 1 and the Fulfillment of the Plan</w:t>
       </w:r>
     </w:p>
     <w:p>
@@ -1239,7 +1696,7 @@
         <w:rPr>
           <w:b/>
         </w:rPr>
-        <w:t>1 Corinthians 15:38-47</w:t>
+        <w:t>John 1:1-3</w:t>
       </w:r>
     </w:p>
     <w:p>
@@ -1251,14 +1708,14 @@
         <w:rPr>
           <w:b/>
         </w:rPr>
-        <w:t>[38]</w:t>
+        <w:t>[1]</w:t>
       </w:r>
       <w:r>
         <w:rPr>
           <w:b w:val="0"/>
           <w:i w:val="0"/>
         </w:rPr>
-        <w:t>But God giveth it a body as it hath pleased him, and to every seed his own body.</w:t>
+        <w:t>In the beginning was the Word, and the Word was with God, and the Word was God.</w:t>
       </w:r>
     </w:p>
     <w:p>
@@ -1270,14 +1727,14 @@
         <w:rPr>
           <w:b/>
         </w:rPr>
-        <w:t>[39]</w:t>
+        <w:t>[2]</w:t>
       </w:r>
       <w:r>
         <w:rPr>
           <w:b w:val="0"/>
           <w:i w:val="0"/>
         </w:rPr>
-        <w:t>All flesh is not the same flesh: but there is one kind of flesh of men, another flesh of beasts, another of fishes, and another of birds.</w:t>
+        <w:t>The same was in the beginning with God.</w:t>
       </w:r>
     </w:p>
     <w:p>
@@ -1289,18 +1746,82 @@
         <w:rPr>
           <w:b/>
         </w:rPr>
-        <w:t>[40]</w:t>
+        <w:t>[3]</w:t>
       </w:r>
       <w:r>
         <w:rPr>
           <w:b w:val="0"/>
           <w:i w:val="0"/>
         </w:rPr>
-        <w:t>There are also celestial bodies, and bodies terrestrial: but the glory of the celestial is one, and the glory of the terrestrial is another.</w:t>
+        <w:t>All things were made by him; and without him was not any thing made that was made.</w:t>
       </w:r>
     </w:p>
     <w:p>
       <w:pPr>
+        <w:spacing w:after="200"/>
+        <w:jc w:val="both"/>
+      </w:pPr>
+      <w:r>
+        <w:rPr>
+          <w:b w:val="0"/>
+          <w:i w:val="0"/>
+        </w:rPr>
+        <w:t xml:space="preserve">This is why you understand this. Notice that the Word was with God, and the Word was God — the </w:t>
+      </w:r>
+      <w:r>
+        <w:rPr>
+          <w:b w:val="0"/>
+          <w:i/>
+        </w:rPr>
+        <w:t>Logos</w:t>
+      </w:r>
+      <w:r>
+        <w:rPr>
+          <w:b w:val="0"/>
+          <w:i w:val="0"/>
+        </w:rPr>
+        <w:t xml:space="preserve"> was in the beginning, or before the beginning, in dateless past. All things were made by him, and without him was not anything made that was made.</w:t>
+      </w:r>
+    </w:p>
+    <w:p>
+      <w:pPr>
+        <w:spacing w:after="200"/>
+        <w:jc w:val="both"/>
+      </w:pPr>
+      <w:r>
+        <w:rPr>
+          <w:b w:val="0"/>
+          <w:i w:val="0"/>
+        </w:rPr>
+        <w:t>So when the Bible says that the Word became flesh, that was the fulfillment of the plan for Adam. The Word became flesh and dwelt among us, pre-planned to become flesh — it was not a reaction. Adam's fall never disturbed God's plan; it only delayed it. Rather than have one age, we now had different ages, but in Christ, all the ages come together in one — that was all because the plan was for mankind in Christ. Mankind is found in Christ. All things were made by him, and without him was not anything made that was made. So the intent of Genesis 1:26 and 27, 28 is Christ. That was the intent — Christ, Jesus Christ.</w:t>
+      </w:r>
+    </w:p>
+    <w:p>
+      <w:pPr>
+        <w:spacing w:after="200"/>
+        <w:jc w:val="both"/>
+      </w:pPr>
+      <w:r>
+        <w:rPr>
+          <w:b w:val="0"/>
+          <w:i w:val="0"/>
+        </w:rPr>
+        <w:t>Before I go to Second Corinthians 5, the new creation, look at John 1 again — he was in the world, and the world was made by him, and the world knew him not.</w:t>
+      </w:r>
+    </w:p>
+    <w:p>
+      <w:pPr>
+        <w:spacing w:before="160" w:after="40"/>
+      </w:pPr>
+      <w:r>
+        <w:rPr>
+          <w:b/>
+        </w:rPr>
+        <w:t>John 1:9-11</w:t>
+      </w:r>
+    </w:p>
+    <w:p>
+      <w:pPr>
         <w:spacing w:after="80"/>
         <w:ind w:left="432"/>
       </w:pPr>
@@ -1308,14 +1829,14 @@
         <w:rPr>
           <w:b/>
         </w:rPr>
-        <w:t>[41]</w:t>
+        <w:t>[9]</w:t>
       </w:r>
       <w:r>
         <w:rPr>
           <w:b w:val="0"/>
           <w:i w:val="0"/>
         </w:rPr>
-        <w:t>There is one glory of the sun, and another glory of the moon, and another glory of the stars: for one star differeth from another star in glory.</w:t>
+        <w:t>That was the true Light, which lighteth every man that cometh into the world.</w:t>
       </w:r>
     </w:p>
     <w:p>
@@ -1327,14 +1848,14 @@
         <w:rPr>
           <w:b/>
         </w:rPr>
-        <w:t>[42]</w:t>
+        <w:t>[10]</w:t>
       </w:r>
       <w:r>
         <w:rPr>
           <w:b w:val="0"/>
           <w:i w:val="0"/>
         </w:rPr>
-        <w:t>So also is the resurrection of the dead. It is sown in corruption; it is raised in incorruption:</w:t>
+        <w:t>He was in the world, and the world was made by him, and the world knew him not.</w:t>
       </w:r>
     </w:p>
     <w:p>
@@ -1346,18 +1867,67 @@
         <w:rPr>
           <w:b/>
         </w:rPr>
-        <w:t>[43]</w:t>
+        <w:t>[11]</w:t>
       </w:r>
       <w:r>
         <w:rPr>
           <w:b w:val="0"/>
           <w:i w:val="0"/>
         </w:rPr>
-        <w:t>It is sown in dishonour; it is raised in glory: it is sown in weakness; it is raised in power:</w:t>
+        <w:t>He came unto his own, and his own received him not.</w:t>
       </w:r>
     </w:p>
     <w:p>
       <w:pPr>
+        <w:spacing w:after="200"/>
+        <w:jc w:val="both"/>
+      </w:pPr>
+      <w:r>
+        <w:rPr>
+          <w:b w:val="0"/>
+          <w:i w:val="0"/>
+        </w:rPr>
+        <w:t>That light lights every man that comes into the world — talking about Jesus. He came unto his own, and his own received him not. Obviously, he's referring to Israel — he calls Israel his own, based on election. But based on revelation, we have seen that his own is actually humanity, because the purpose of Israel was the mercy of God, founded on the platform of grace salvation — that God will choose to yet save in spite of works. That's the word of Israel: he will bless without works.</w:t>
+      </w:r>
+    </w:p>
+    <w:p>
+      <w:pPr>
+        <w:pStyle w:val="Heading1"/>
+      </w:pPr>
+      <w:r>
+        <w:rPr>
+          <w:b/>
+          <w:i w:val="0"/>
+        </w:rPr>
+        <w:t>The New Creation in Christ: 2 Corinthians 5 and Ephesians 2</w:t>
+      </w:r>
+    </w:p>
+    <w:p>
+      <w:pPr>
+        <w:spacing w:after="200"/>
+        <w:jc w:val="both"/>
+      </w:pPr>
+      <w:r>
+        <w:rPr>
+          <w:b w:val="0"/>
+          <w:i w:val="0"/>
+        </w:rPr>
+        <w:t>Now, open to 2 Corinthians 5:14.</w:t>
+      </w:r>
+    </w:p>
+    <w:p>
+      <w:pPr>
+        <w:spacing w:before="160" w:after="40"/>
+      </w:pPr>
+      <w:r>
+        <w:rPr>
+          <w:b/>
+        </w:rPr>
+        <w:t>2 Corinthians 5:14-21</w:t>
+      </w:r>
+    </w:p>
+    <w:p>
+      <w:pPr>
         <w:spacing w:after="80"/>
         <w:ind w:left="432"/>
       </w:pPr>
@@ -1365,14 +1935,14 @@
         <w:rPr>
           <w:b/>
         </w:rPr>
-        <w:t>[44]</w:t>
+        <w:t>[14]</w:t>
       </w:r>
       <w:r>
         <w:rPr>
           <w:b w:val="0"/>
           <w:i w:val="0"/>
         </w:rPr>
-        <w:t>It is sown a natural body; it is raised a spiritual body. There is a natural body, and there is a spiritual body.</w:t>
+        <w:t>For the love of Christ constraineth us; because we thus judge, that if one died for all, then were all dead:</w:t>
       </w:r>
     </w:p>
     <w:p>
@@ -1384,14 +1954,14 @@
         <w:rPr>
           <w:b/>
         </w:rPr>
-        <w:t>[45]</w:t>
+        <w:t>[15]</w:t>
       </w:r>
       <w:r>
         <w:rPr>
           <w:b w:val="0"/>
           <w:i w:val="0"/>
         </w:rPr>
-        <w:t>And so it is written, The first man Adam was made a living soul; the last Adam was made a quickening spirit.</w:t>
+        <w:t>And that he died for all, that they which live should not henceforth live unto themselves, but unto him which died for them, and rose again.</w:t>
       </w:r>
     </w:p>
     <w:p>
@@ -1403,14 +1973,14 @@
         <w:rPr>
           <w:b/>
         </w:rPr>
-        <w:t>[46]</w:t>
+        <w:t>[16]</w:t>
       </w:r>
       <w:r>
         <w:rPr>
           <w:b w:val="0"/>
           <w:i w:val="0"/>
         </w:rPr>
-        <w:t>Howbeit that was not first which is spiritual, but that which is natural; and afterward that which is spiritual.</w:t>
+        <w:t>Wherefore henceforth know we no man after the flesh: yea, though we have known Christ after the flesh, yet now henceforth know we him no more.</w:t>
       </w:r>
     </w:p>
     <w:p>
@@ -1422,18 +1992,94 @@
         <w:rPr>
           <w:b/>
         </w:rPr>
-        <w:t>[47]</w:t>
+        <w:t>[17]</w:t>
       </w:r>
       <w:r>
         <w:rPr>
           <w:b w:val="0"/>
           <w:i w:val="0"/>
         </w:rPr>
-        <w:t>The first man is of the earth, earthy: the second man is the Lord from heaven.</w:t>
+        <w:t>Therefore if any man be in Christ, he is a new creature: old things are passed away; behold, all things are become new.</w:t>
       </w:r>
     </w:p>
     <w:p>
       <w:pPr>
+        <w:spacing w:after="80"/>
+        <w:ind w:left="432"/>
+      </w:pPr>
+      <w:r>
+        <w:rPr>
+          <w:b/>
+        </w:rPr>
+        <w:t>[18]</w:t>
+      </w:r>
+      <w:r>
+        <w:rPr>
+          <w:b w:val="0"/>
+          <w:i w:val="0"/>
+        </w:rPr>
+        <w:t>And all things are of God, who hath reconciled us to himself by Jesus Christ, and hath given to us the ministry of reconciliation;</w:t>
+      </w:r>
+    </w:p>
+    <w:p>
+      <w:pPr>
+        <w:spacing w:after="80"/>
+        <w:ind w:left="432"/>
+      </w:pPr>
+      <w:r>
+        <w:rPr>
+          <w:b/>
+        </w:rPr>
+        <w:t>[19]</w:t>
+      </w:r>
+      <w:r>
+        <w:rPr>
+          <w:b w:val="0"/>
+          <w:i w:val="0"/>
+        </w:rPr>
+        <w:t>To wit, that God was in Christ, reconciling the world unto himself, not imputing their trespasses unto them; and hath committed unto us the word of reconciliation.</w:t>
+      </w:r>
+    </w:p>
+    <w:p>
+      <w:pPr>
+        <w:spacing w:after="80"/>
+        <w:ind w:left="432"/>
+      </w:pPr>
+      <w:r>
+        <w:rPr>
+          <w:b/>
+        </w:rPr>
+        <w:t>[20]</w:t>
+      </w:r>
+      <w:r>
+        <w:rPr>
+          <w:b w:val="0"/>
+          <w:i w:val="0"/>
+        </w:rPr>
+        <w:t>Now then we are ambassadors for Christ, as though God did beseech you by us: we pray you in Christ's stead, be ye reconciled to God.</w:t>
+      </w:r>
+    </w:p>
+    <w:p>
+      <w:pPr>
+        <w:spacing w:after="80"/>
+        <w:ind w:left="432"/>
+      </w:pPr>
+      <w:r>
+        <w:rPr>
+          <w:b/>
+        </w:rPr>
+        <w:t>[21]</w:t>
+      </w:r>
+      <w:r>
+        <w:rPr>
+          <w:b w:val="0"/>
+          <w:i w:val="0"/>
+        </w:rPr>
+        <w:t>For he hath made him to be sin for us, who knew no sin; that we might be made the righteousness of God in him.</w:t>
+      </w:r>
+    </w:p>
+    <w:p>
+      <w:pPr>
         <w:spacing w:after="200"/>
         <w:jc w:val="both"/>
       </w:pPr>
@@ -1442,7 +2088,7 @@
           <w:b w:val="0"/>
           <w:i w:val="0"/>
         </w:rPr>
-        <w:t>Things were sequential in Paul's explanation. There is one kind of flesh of men, another of beasts, another of fishes, another of birds; there are celestial bodies and terrestrial bodies, and the glory of the one differs from the glory of the other, as one star differs from another star in glory. So also is the resurrection of the dead — sown in corruption, raised in incorruption; sown in dishonor, raised in glory; sown in weakness, raised in power; sown a natural body, raised a spiritual body. The first man Adam was made a living soul; the last Adam, a life-giving spirit. This was not talking about the fall of man. As to why he is called the last Adam: when the Bible refers to the last days, it speaks of fulfillment, not of numerical sequence. Adam was to be the first, Jesus the completion of the race, the perfection of the race — the mankind that God predetermined, and in that mankind, male and female, is a race that will subdue the earth. Everybody is counted in it. That which is natural comes before that which is spiritual — the natural is sown for the spiritual. The first man is of the earth, earthy; the second man is the Lord from heaven. God was not reacting through Jesus; God was furthering his plan in Jesus. The plan was for Jesus; mankind is in Jesus. Adam was a type; mankind is in Jesus. The plan of God is still not defeated — it is in Christ; mankind is in Jesus.</w:t>
+        <w:t>For the love of Christ constrains us, because we thus judge, that if one died for all, then were all dead — that is the purpose of identification. He's not talking about Christians here. If one died for all, then were all dead — only Jesus died, we died in him. He died for all, that they which live should not henceforth live unto themselves, but unto him who died for them and rose again. Have you seen it now, as it refers to humanity?</w:t>
       </w:r>
     </w:p>
     <w:p>
@@ -1455,11 +2101,239 @@
           <w:b w:val="0"/>
           <w:i w:val="0"/>
         </w:rPr>
-        <w:t>Regarding the distinction "male and female": in the concept of the new creation, there is neither male nor female, because in Adam there is neither male nor female — Adam is a creation, the new creation. In male and female is found a design, not a creation — a putting together, a design. When God made Eve, he made a body for Eve, but Eve is in Adam, not identified as Eve, but as man. So in Christ Jesus there is neither male nor female. These are not concepts that came about because man fell — that was the plan.</w:t>
+        <w:t>Look at verse 16 — wherefore, that is based on what we call the substitutionary work of Jesus; he took our place, based on that fact: henceforth know we no man after the flesh. Most of the time this is quoted for Christians, but it was not referring only to Christians. If one died for all, then were all dead — that's talking about Christians. He died for all, that they which live should not live unto themselves but unto him who died for them and rose again — is that talking about Christians? Not everybody.</w:t>
       </w:r>
     </w:p>
     <w:p>
       <w:pPr>
+        <w:spacing w:after="200"/>
+        <w:jc w:val="both"/>
+      </w:pPr>
+      <w:r>
+        <w:rPr>
+          <w:b w:val="0"/>
+          <w:i w:val="0"/>
+        </w:rPr>
+        <w:t>Wherefore, henceforth know we no man after the flesh — though we have known Christ after the flesh, that's not by the Holy Ghost, that's an incomplete knowledge; we have seen Christ after the flesh. He says, yet now henceforth know we him no more after the flesh. Therefore, if any man be in Christ, a new creature — notice the word "he" is not there, because it does not individualize it. Any man in Christ is a new creature; old things are passed away, all things are become new. All things are of God, who has reconciled us to himself by Jesus Christ, and has given us the ministry of reconciliation — to wit, that God was in Christ, reconciling the world unto himself, not imputing their trespasses unto them, and has committed unto us the word of reconciliation.</w:t>
+      </w:r>
+    </w:p>
+    <w:p>
+      <w:pPr>
+        <w:spacing w:after="200"/>
+        <w:jc w:val="both"/>
+      </w:pPr>
+      <w:r>
+        <w:rPr>
+          <w:b w:val="0"/>
+          <w:i w:val="0"/>
+        </w:rPr>
+        <w:t>Now then we are ambassadors — for the new creature — as though God did beseech you by us; we pray you in Christ's stead. That is, it is as though God is doing it through us — it is as though, but it is in Christ that God made the appeal to the world, the new creature: be ye reconciled to God, for he made him sin for us who knew no sin, that we might be made the righteousness of God in him. The new creation is Jesus Christ — he's not an individual. The same way Adam is one man, the new creation is Christ.</w:t>
+      </w:r>
+    </w:p>
+    <w:p>
+      <w:pPr>
+        <w:spacing w:after="200"/>
+        <w:jc w:val="both"/>
+      </w:pPr>
+      <w:r>
+        <w:rPr>
+          <w:b w:val="0"/>
+          <w:i w:val="0"/>
+        </w:rPr>
+        <w:t>Ephesians 2 — notice it talks about the Gentile. Let's start from verse 8.</w:t>
+      </w:r>
+    </w:p>
+    <w:p>
+      <w:pPr>
+        <w:spacing w:before="160" w:after="40"/>
+      </w:pPr>
+      <w:r>
+        <w:rPr>
+          <w:b/>
+        </w:rPr>
+        <w:t>Ephesians 2:8-15</w:t>
+      </w:r>
+    </w:p>
+    <w:p>
+      <w:pPr>
+        <w:spacing w:after="80"/>
+        <w:ind w:left="432"/>
+      </w:pPr>
+      <w:r>
+        <w:rPr>
+          <w:b/>
+        </w:rPr>
+        <w:t>[8]</w:t>
+      </w:r>
+      <w:r>
+        <w:rPr>
+          <w:b w:val="0"/>
+          <w:i w:val="0"/>
+        </w:rPr>
+        <w:t>For by grace are ye saved through faith; and that not of yourselves: it is the gift of God:</w:t>
+      </w:r>
+    </w:p>
+    <w:p>
+      <w:pPr>
+        <w:spacing w:after="80"/>
+        <w:ind w:left="432"/>
+      </w:pPr>
+      <w:r>
+        <w:rPr>
+          <w:b/>
+        </w:rPr>
+        <w:t>[9]</w:t>
+      </w:r>
+      <w:r>
+        <w:rPr>
+          <w:b w:val="0"/>
+          <w:i w:val="0"/>
+        </w:rPr>
+        <w:t>Not of works, lest any man should boast.</w:t>
+      </w:r>
+    </w:p>
+    <w:p>
+      <w:pPr>
+        <w:spacing w:after="80"/>
+        <w:ind w:left="432"/>
+      </w:pPr>
+      <w:r>
+        <w:rPr>
+          <w:b/>
+        </w:rPr>
+        <w:t>[10]</w:t>
+      </w:r>
+      <w:r>
+        <w:rPr>
+          <w:b w:val="0"/>
+          <w:i w:val="0"/>
+        </w:rPr>
+        <w:t>For we are his workmanship, created in Christ Jesus unto good works, which God hath before ordained that we should walk in them.</w:t>
+      </w:r>
+    </w:p>
+    <w:p>
+      <w:pPr>
+        <w:spacing w:after="80"/>
+        <w:ind w:left="432"/>
+      </w:pPr>
+      <w:r>
+        <w:rPr>
+          <w:b/>
+        </w:rPr>
+        <w:t>[11]</w:t>
+      </w:r>
+      <w:r>
+        <w:rPr>
+          <w:b w:val="0"/>
+          <w:i w:val="0"/>
+        </w:rPr>
+        <w:t>Wherefore remember, that ye being in time past Gentiles in the flesh, who are called Uncircumcision by that which is called the Circumcision in the flesh made by hands;</w:t>
+      </w:r>
+    </w:p>
+    <w:p>
+      <w:pPr>
+        <w:spacing w:after="80"/>
+        <w:ind w:left="432"/>
+      </w:pPr>
+      <w:r>
+        <w:rPr>
+          <w:b/>
+        </w:rPr>
+        <w:t>[12]</w:t>
+      </w:r>
+      <w:r>
+        <w:rPr>
+          <w:b w:val="0"/>
+          <w:i w:val="0"/>
+        </w:rPr>
+        <w:t>That at that time ye were without Christ, being aliens from the commonwealth of Israel, and strangers from the covenants of promise, having no hope, and without God in the world:</w:t>
+      </w:r>
+    </w:p>
+    <w:p>
+      <w:pPr>
+        <w:spacing w:after="80"/>
+        <w:ind w:left="432"/>
+      </w:pPr>
+      <w:r>
+        <w:rPr>
+          <w:b/>
+        </w:rPr>
+        <w:t>[13]</w:t>
+      </w:r>
+      <w:r>
+        <w:rPr>
+          <w:b w:val="0"/>
+          <w:i w:val="0"/>
+        </w:rPr>
+        <w:t>But now in Christ Jesus ye who sometimes were far off are made nigh by the blood of Christ.</w:t>
+      </w:r>
+    </w:p>
+    <w:p>
+      <w:pPr>
+        <w:spacing w:after="80"/>
+        <w:ind w:left="432"/>
+      </w:pPr>
+      <w:r>
+        <w:rPr>
+          <w:b/>
+        </w:rPr>
+        <w:t>[14]</w:t>
+      </w:r>
+      <w:r>
+        <w:rPr>
+          <w:b w:val="0"/>
+          <w:i w:val="0"/>
+        </w:rPr>
+        <w:t>For he is our peace, who hath made both one, and hath broken down the middle wall of partition between us;</w:t>
+      </w:r>
+    </w:p>
+    <w:p>
+      <w:pPr>
+        <w:spacing w:after="80"/>
+        <w:ind w:left="432"/>
+      </w:pPr>
+      <w:r>
+        <w:rPr>
+          <w:b/>
+        </w:rPr>
+        <w:t>[15]</w:t>
+      </w:r>
+      <w:r>
+        <w:rPr>
+          <w:b w:val="0"/>
+          <w:i w:val="0"/>
+        </w:rPr>
+        <w:t>Having abolished in his flesh the enmity, even the law of commandments contained in ordinances; for to make in himself of twain one new man, so making peace;</w:t>
+      </w:r>
+    </w:p>
+    <w:p>
+      <w:pPr>
+        <w:spacing w:after="200"/>
+        <w:jc w:val="both"/>
+      </w:pPr>
+      <w:r>
+        <w:rPr>
+          <w:b w:val="0"/>
+          <w:i w:val="0"/>
+        </w:rPr>
+        <w:t>By grace we are saved through faith, not of ourselves, it is the gift of God, not of works, lest any man should boast — we are his workmanship, created in Christ Jesus unto good works. Remember that in time past, as Gentiles in the flesh, without Christ, aliens from the commonwealth of Israel, strangers from the covenants of promise, having no hope and without God in the world — but now in Christ Jesus, those who were far off are made near by the blood of Christ. He is our peace, who has made both one and broken down the middle wall of partition, abolishing in his flesh the enmity, to make of the two one new man, making peace.</w:t>
+      </w:r>
+    </w:p>
+    <w:p>
+      <w:pPr>
+        <w:spacing w:after="200"/>
+        <w:jc w:val="both"/>
+      </w:pPr>
+      <w:r>
+        <w:rPr>
+          <w:b w:val="0"/>
+          <w:i w:val="0"/>
+        </w:rPr>
+        <w:t>So the new creation is in Christ. Henceforth know we no man after the flesh — we only know men, mankind, in the new creation, in Christ. Mankind to God has been reconciled in Christ; mankind to God has been redeemed in Christ; mankind is in Christ a new creation. All things are passed away, all things are become new. So Jesus Christ is a new creation reality — the reality of the plan of God in Genesis 1:26 is Jesus Christ. His dream for humanity is in Jesus Christ.</w:t>
+      </w:r>
+    </w:p>
+    <w:p>
+      <w:pPr>
         <w:pStyle w:val="Heading1"/>
       </w:pPr>
       <w:r>
@@ -1467,22 +2341,48 @@
           <w:b/>
           <w:i w:val="0"/>
         </w:rPr>
-        <w:t>The Word Made Flesh: John 1 and the Fulfillment of the Plan</w:t>
+        <w:t>Redemption and the Restoration of Dominion</w:t>
       </w:r>
     </w:p>
     <w:p>
       <w:pPr>
-        <w:spacing w:before="160" w:after="40"/>
-      </w:pPr>
-      <w:r>
-        <w:rPr>
-          <w:b/>
-        </w:rPr>
-        <w:t>John 1:1-3</w:t>
+        <w:spacing w:after="200"/>
+        <w:jc w:val="both"/>
+      </w:pPr>
+      <w:r>
+        <w:rPr>
+          <w:b w:val="0"/>
+          <w:i w:val="0"/>
+        </w:rPr>
+        <w:t>The concept of salvation and redemption does not just consist of going to heaven, for the commandment given to mankind was to reign on the earth, to subdue everything. By the predisposition of Adam, there was a delay, but in Christ Jesus all the ages meet in one — he reconciles everything, both in heaven and on earth, and he will sit and reign till all the enemies are made subject, till the last enemy is destroyed. Then, at the end, he will deliver the kingdom back to the Father — which kingdom? The kingdom given to Adam. Notice that God has not yet concerned himself with the devil, because God gave the kingdom to Adam; it was a man that got it back from the devil, and after the lease, he will hand it over to God. Jesus Christ is that man, and it is in Jesus that humanity is restored. So there's actually a lease for Adam, and Jesus came to bridge the gap.</w:t>
       </w:r>
     </w:p>
     <w:p>
       <w:pPr>
+        <w:spacing w:after="200"/>
+        <w:jc w:val="both"/>
+      </w:pPr>
+      <w:r>
+        <w:rPr>
+          <w:b w:val="0"/>
+          <w:i w:val="0"/>
+        </w:rPr>
+        <w:t>There was actually a kingdom — the devil said, "all the kingdoms were given to me." What kingdom is the kingdom of Christ? The kingdoms of the world — the same one. In the creation of God there is an ability in man to save; Satan did not know it. That is why there was an incarnation — it was the seed of the woman. It was in man that redemption would come. He said, subdue, replenish the earth — God actually told man to subdue so that man could subdue.</w:t>
+      </w:r>
+    </w:p>
+    <w:p>
+      <w:pPr>
+        <w:spacing w:before="160" w:after="40"/>
+      </w:pPr>
+      <w:r>
+        <w:rPr>
+          <w:b/>
+        </w:rPr>
+        <w:t>Genesis 1:28</w:t>
+      </w:r>
+    </w:p>
+    <w:p>
+      <w:pPr>
         <w:spacing w:after="80"/>
         <w:ind w:left="432"/>
       </w:pPr>
@@ -1490,18 +2390,67 @@
         <w:rPr>
           <w:b/>
         </w:rPr>
-        <w:t>[1]</w:t>
+        <w:t>[28]</w:t>
       </w:r>
       <w:r>
         <w:rPr>
           <w:b w:val="0"/>
           <w:i w:val="0"/>
         </w:rPr>
-        <w:t>In the beginning was the Word, and the Word was with God, and the Word was God.</w:t>
+        <w:t>And God blessed them, and God said unto them, Be fruitful, and multiply, and replenish the earth, and subdue it: and have dominion over the fish of the sea, and over the fowl of the air, and over every living thing that moveth upon the earth.</w:t>
       </w:r>
     </w:p>
     <w:p>
       <w:pPr>
+        <w:spacing w:after="200"/>
+        <w:jc w:val="both"/>
+      </w:pPr>
+      <w:r>
+        <w:rPr>
+          <w:b w:val="0"/>
+          <w:i w:val="0"/>
+        </w:rPr>
+        <w:t>What is Jesus doing today, what did he do the day he subdued, what are we doing today? We are subduing the same thing — replenish, multiply. The whole earth shall be filled with the knowledge of the glory of God as the waters cover the sea; look at the sand, look at the stars — nobody can number them, nobody will number your seed — the seed which is Christ. That same multiplier effect is what is still available; it is the same Genesis principle. To say that something is for humanity is not saying anything new, because the concept of Genesis 1:26 was for everybody.</w:t>
+      </w:r>
+    </w:p>
+    <w:p>
+      <w:pPr>
+        <w:pStyle w:val="Heading1"/>
+      </w:pPr>
+      <w:r>
+        <w:rPr>
+          <w:b/>
+          <w:i w:val="0"/>
+        </w:rPr>
+        <w:t>Identification: The Key to Understanding Scripture</w:t>
+      </w:r>
+    </w:p>
+    <w:p>
+      <w:pPr>
+        <w:spacing w:after="200"/>
+        <w:jc w:val="both"/>
+      </w:pPr>
+      <w:r>
+        <w:rPr>
+          <w:b w:val="0"/>
+          <w:i w:val="0"/>
+        </w:rPr>
+        <w:t>That is why you have to understand the concept of identification. A small work on this by Kenyon, called Identification, gives you the key of the Bible — because you begin to look at individuals, yet the language of the Bible is identification. By the time you enter Hebrews 11, Abraham is silenced. Jesus is the author and the finisher. We are in him; he is in us, glorified.</w:t>
+      </w:r>
+    </w:p>
+    <w:p>
+      <w:pPr>
+        <w:spacing w:before="160" w:after="40"/>
+      </w:pPr>
+      <w:r>
+        <w:rPr>
+          <w:b/>
+        </w:rPr>
+        <w:t>John 17:5</w:t>
+      </w:r>
+    </w:p>
+    <w:p>
+      <w:pPr>
         <w:spacing w:after="80"/>
         <w:ind w:left="432"/>
       </w:pPr>
@@ -1509,18 +2458,93 @@
         <w:rPr>
           <w:b/>
         </w:rPr>
-        <w:t>[2]</w:t>
+        <w:t>[5]</w:t>
       </w:r>
       <w:r>
         <w:rPr>
           <w:b w:val="0"/>
           <w:i w:val="0"/>
         </w:rPr>
-        <w:t>The same was in the beginning with God.</w:t>
+        <w:t>And now, O Father, glorify thou me with thine own self with the glory which I had with thee before the world was.</w:t>
       </w:r>
     </w:p>
     <w:p>
       <w:pPr>
+        <w:spacing w:after="200"/>
+        <w:jc w:val="both"/>
+      </w:pPr>
+      <w:r>
+        <w:rPr>
+          <w:b w:val="0"/>
+          <w:i w:val="0"/>
+        </w:rPr>
+        <w:t>Jesus said, glorify me with the glory I had with you before the world began — what was he talking about? Yet Jesus is still a man. Food for thought — go and work on that one.</w:t>
+      </w:r>
+    </w:p>
+    <w:p>
+      <w:pPr>
+        <w:spacing w:after="200"/>
+        <w:jc w:val="both"/>
+      </w:pPr>
+      <w:r>
+        <w:rPr>
+          <w:b w:val="0"/>
+          <w:i w:val="0"/>
+        </w:rPr>
+        <w:t>So you must understand, in man there were two things that God did: in Adam, there was nature, and there was authority. There was the nature, then there was the authority. Look at Hebrews 2.</w:t>
+      </w:r>
+    </w:p>
+    <w:p>
+      <w:pPr>
+        <w:pStyle w:val="Heading1"/>
+      </w:pPr>
+      <w:r>
+        <w:rPr>
+          <w:b/>
+          <w:i w:val="0"/>
+        </w:rPr>
+        <w:t>Hebrews 2: Man's Authority and Christ's Identification with Humanity</w:t>
+      </w:r>
+    </w:p>
+    <w:p>
+      <w:pPr>
+        <w:spacing w:after="200"/>
+        <w:jc w:val="both"/>
+      </w:pPr>
+      <w:r>
+        <w:rPr>
+          <w:b w:val="0"/>
+          <w:i w:val="0"/>
+        </w:rPr>
+        <w:t>Salvation is for everybody, because man — everybody — is in view. Those who see Adam as an individual entity miss it: Adam was planned as a man for and in Christ.</w:t>
+      </w:r>
+    </w:p>
+    <w:p>
+      <w:pPr>
+        <w:spacing w:after="200"/>
+        <w:jc w:val="both"/>
+      </w:pPr>
+      <w:r>
+        <w:rPr>
+          <w:b w:val="0"/>
+          <w:i w:val="0"/>
+        </w:rPr>
+        <w:t>Hebrews — we stopped at verse four.</w:t>
+      </w:r>
+    </w:p>
+    <w:p>
+      <w:pPr>
+        <w:spacing w:before="160" w:after="40"/>
+      </w:pPr>
+      <w:r>
+        <w:rPr>
+          <w:b/>
+        </w:rPr>
+        <w:t>Hebrews 2:4-9</w:t>
+      </w:r>
+    </w:p>
+    <w:p>
+      <w:pPr>
         <w:spacing w:after="80"/>
         <w:ind w:left="432"/>
       </w:pPr>
@@ -1528,18 +2552,113 @@
         <w:rPr>
           <w:b/>
         </w:rPr>
-        <w:t>[3]</w:t>
+        <w:t>[4]</w:t>
       </w:r>
       <w:r>
         <w:rPr>
           <w:b w:val="0"/>
           <w:i w:val="0"/>
         </w:rPr>
-        <w:t>All things were made by him; and without him was not any thing made that was made.</w:t>
+        <w:t>God also bearing them witness, both with signs and wonders, and with divers miracles, and gifts of the Holy Ghost, according to his own will?</w:t>
       </w:r>
     </w:p>
     <w:p>
       <w:pPr>
+        <w:spacing w:after="80"/>
+        <w:ind w:left="432"/>
+      </w:pPr>
+      <w:r>
+        <w:rPr>
+          <w:b/>
+        </w:rPr>
+        <w:t>[5]</w:t>
+      </w:r>
+      <w:r>
+        <w:rPr>
+          <w:b w:val="0"/>
+          <w:i w:val="0"/>
+        </w:rPr>
+        <w:t>For unto the angels hath he not put in subjection the world to come, whereof we speak.</w:t>
+      </w:r>
+    </w:p>
+    <w:p>
+      <w:pPr>
+        <w:spacing w:after="80"/>
+        <w:ind w:left="432"/>
+      </w:pPr>
+      <w:r>
+        <w:rPr>
+          <w:b/>
+        </w:rPr>
+        <w:t>[6]</w:t>
+      </w:r>
+      <w:r>
+        <w:rPr>
+          <w:b w:val="0"/>
+          <w:i w:val="0"/>
+        </w:rPr>
+        <w:t>But one in a certain place testified, saying, What is man, that thou art mindful of him? or the son of man, that thou visitest him?</w:t>
+      </w:r>
+    </w:p>
+    <w:p>
+      <w:pPr>
+        <w:spacing w:after="80"/>
+        <w:ind w:left="432"/>
+      </w:pPr>
+      <w:r>
+        <w:rPr>
+          <w:b/>
+        </w:rPr>
+        <w:t>[7]</w:t>
+      </w:r>
+      <w:r>
+        <w:rPr>
+          <w:b w:val="0"/>
+          <w:i w:val="0"/>
+        </w:rPr>
+        <w:t>Thou madest him a little lower than the angels; thou crownedst him with glory and honour, and didst set him over the works of thy hands:</w:t>
+      </w:r>
+    </w:p>
+    <w:p>
+      <w:pPr>
+        <w:spacing w:after="80"/>
+        <w:ind w:left="432"/>
+      </w:pPr>
+      <w:r>
+        <w:rPr>
+          <w:b/>
+        </w:rPr>
+        <w:t>[8]</w:t>
+      </w:r>
+      <w:r>
+        <w:rPr>
+          <w:b w:val="0"/>
+          <w:i w:val="0"/>
+        </w:rPr>
+        <w:t>Thou hast put all things in subjection under his feet. For in that he put all in subjection under him, he left nothing that is not put under him. But now we see not yet all things put under him.</w:t>
+      </w:r>
+    </w:p>
+    <w:p>
+      <w:pPr>
+        <w:spacing w:after="80"/>
+        <w:ind w:left="432"/>
+      </w:pPr>
+      <w:r>
+        <w:rPr>
+          <w:b/>
+        </w:rPr>
+        <w:t>[9]</w:t>
+      </w:r>
+      <w:r>
+        <w:rPr>
+          <w:b w:val="0"/>
+          <w:i w:val="0"/>
+        </w:rPr>
+        <w:t>But we see Jesus, who was made a little lower than the angels for the suffering of death, crowned with glory and honour; that he by the grace of God should taste death for every man.</w:t>
+      </w:r>
+    </w:p>
+    <w:p>
+      <w:pPr>
         <w:spacing w:after="200"/>
         <w:jc w:val="both"/>
       </w:pPr>
@@ -1548,36 +2667,48 @@
           <w:b w:val="0"/>
           <w:i w:val="0"/>
         </w:rPr>
-        <w:t xml:space="preserve">The </w:t>
-      </w:r>
-      <w:r>
-        <w:rPr>
-          <w:b w:val="0"/>
-          <w:i/>
-        </w:rPr>
-        <w:t>Logos</w:t>
-      </w:r>
+        <w:t>He's now referring to authority. He said, unto the angels he did not put in subjection the world to come — no angel was given authority in the earth for the world to come; he's not referring to heaven. He said, for unto the angels he did not put in subjection the world to come, whereof we speak; but one in a certain place testified, Psalm 8, what is man, that thou art mindful of him?</w:t>
+      </w:r>
+    </w:p>
+    <w:p>
+      <w:pPr>
+        <w:spacing w:after="200"/>
+        <w:jc w:val="both"/>
+      </w:pPr>
       <w:r>
         <w:rPr>
           <w:b w:val="0"/>
           <w:i w:val="0"/>
         </w:rPr>
-        <w:t xml:space="preserve"> was in the beginning, or before the beginning, in dateless past. All things were made by him, and without him was not anything made that was made. So when the Bible says that the Word became flesh, that was the fulfillment of the plan for Adam — the Word became flesh and dwelt among us, pre-planned to become flesh; it was not a reaction. Adam's fall never disturbed God's plan; it only delayed it. Rather than have one age, different ages resulted; but in Christ, all the ages come together in one, because the plan was for mankind in Christ. Mankind is found in Christ. All things were made by him, and without him was not anything made that was made. So the intent of Genesis 1:26, 27, and 28 is Christ. That was the intent — Jesus Christ.</w:t>
+        <w:t>Is he referring to an individual? What is man, that thou art mindful of him, or the son of man, that thou visitest him? Why is God always relating with man? Somebody was asking me, why can't God love the devil, and they say that the devil is God's enemy — is there any scripture for that, that the devil is God's enemy, like they are fighting? No — God created Lucifer and he judged him; he's not the enemy of God. We can understand how he is called the enemy of God in the sense of the plan of God, but those kinds of things — that the enemy of God was trying to overthrow God — do not cross his mind; how do you overthrow him, when all things consist by him? God is a true God. So he says, he didn't give any angel any authority.</w:t>
       </w:r>
     </w:p>
     <w:p>
       <w:pPr>
-        <w:spacing w:before="160" w:after="40"/>
-      </w:pPr>
-      <w:r>
-        <w:rPr>
-          <w:b/>
-        </w:rPr>
-        <w:t>John 1:9-11</w:t>
+        <w:spacing w:after="200"/>
+        <w:jc w:val="both"/>
+      </w:pPr>
+      <w:r>
+        <w:rPr>
+          <w:b w:val="0"/>
+          <w:i w:val="0"/>
+        </w:rPr>
+        <w:t>No angel had authority — he has said it. The book of Hebrews is a book of contrast, a book that answers every question.</w:t>
       </w:r>
     </w:p>
     <w:p>
       <w:pPr>
+        <w:spacing w:before="160" w:after="40"/>
+      </w:pPr>
+      <w:r>
+        <w:rPr>
+          <w:b/>
+        </w:rPr>
+        <w:t>Hebrews 1:1-2</w:t>
+      </w:r>
+    </w:p>
+    <w:p>
+      <w:pPr>
         <w:spacing w:after="80"/>
         <w:ind w:left="432"/>
       </w:pPr>
@@ -1585,14 +2716,14 @@
         <w:rPr>
           <w:b/>
         </w:rPr>
-        <w:t>[9]</w:t>
+        <w:t>[1]</w:t>
       </w:r>
       <w:r>
         <w:rPr>
           <w:b w:val="0"/>
           <w:i w:val="0"/>
         </w:rPr>
-        <w:t>That was the true Light, which lighteth every man that cometh into the world.</w:t>
+        <w:t>God, who at sundry times and in divers manners spake in time past unto the fathers by the prophets,</w:t>
       </w:r>
     </w:p>
     <w:p>
@@ -1604,18 +2735,55 @@
         <w:rPr>
           <w:b/>
         </w:rPr>
-        <w:t>[10]</w:t>
+        <w:t>[2]</w:t>
       </w:r>
       <w:r>
         <w:rPr>
           <w:b w:val="0"/>
           <w:i w:val="0"/>
         </w:rPr>
-        <w:t>He was in the world, and the world was made by him, and the world knew him not.</w:t>
+        <w:t>Hath in these last days spoken unto us by his Son, whom he hath appointed heir of all things, by whom also he made the worlds;</w:t>
       </w:r>
     </w:p>
     <w:p>
       <w:pPr>
+        <w:spacing w:after="200"/>
+        <w:jc w:val="both"/>
+      </w:pPr>
+      <w:r>
+        <w:rPr>
+          <w:b w:val="0"/>
+          <w:i w:val="0"/>
+        </w:rPr>
+        <w:t>In Hebrews 1 he puts an end to the ministry of the prophets. He talks about angels — he tells us exactly who they are: servants, houseboys, sent to go and do this, go and do that for man. In Hebrews 2 he points to that same fact. In Hebrews 3 he retires Moses — Moses, you are retired; Christ is over his own house. In Hebrews 4 he demystifies Canaan and says that the promise is in Christ, that Canaan is in Christ Jesus — he settles the Sabbath and prolongs it beyond the day. In Hebrews 5 he retires the priests — go and sit down; no retirement benefit but salvation. In Hebrews 6 and 7 he retires the tithe — there is no point, he silences the priest. In Hebrews 8 he puts a death knell on the Old Testament. In Hebrews 9 he takes a single cloth and wipes off the blood of bulls and goats, and the sins were still there. In Hebrews 10 we see that the temple is empty. In Hebrews 11 we now see him, the author and the finisher of faith.</w:t>
+      </w:r>
+    </w:p>
+    <w:p>
+      <w:pPr>
+        <w:spacing w:after="200"/>
+        <w:jc w:val="both"/>
+      </w:pPr>
+      <w:r>
+        <w:rPr>
+          <w:b w:val="0"/>
+          <w:i w:val="0"/>
+        </w:rPr>
+        <w:t>So Hebrews shows us that everything is for Jesus — Moses, all of them. In Hebrews 11 he retires them; they were not perfect, they without us do not receive the promise. But Hebrews 12 now says, we have come to him, and their spirits are perfected at last:</w:t>
+      </w:r>
+    </w:p>
+    <w:p>
+      <w:pPr>
+        <w:spacing w:before="160" w:after="40"/>
+      </w:pPr>
+      <w:r>
+        <w:rPr>
+          <w:b/>
+        </w:rPr>
+        <w:t>Hebrews 12:22-23</w:t>
+      </w:r>
+    </w:p>
+    <w:p>
+      <w:pPr>
         <w:spacing w:after="80"/>
         <w:ind w:left="432"/>
       </w:pPr>
@@ -1623,18 +2791,37 @@
         <w:rPr>
           <w:b/>
         </w:rPr>
-        <w:t>[11]</w:t>
+        <w:t>[22]</w:t>
       </w:r>
       <w:r>
         <w:rPr>
           <w:b w:val="0"/>
           <w:i w:val="0"/>
         </w:rPr>
-        <w:t>He came unto his own, and his own received him not.</w:t>
+        <w:t>But ye are come unto mount Sion, and unto the city of the living God, the heavenly Jerusalem, and to an innumerable company of angels,</w:t>
       </w:r>
     </w:p>
     <w:p>
       <w:pPr>
+        <w:spacing w:after="80"/>
+        <w:ind w:left="432"/>
+      </w:pPr>
+      <w:r>
+        <w:rPr>
+          <w:b/>
+        </w:rPr>
+        <w:t>[23]</w:t>
+      </w:r>
+      <w:r>
+        <w:rPr>
+          <w:b w:val="0"/>
+          <w:i w:val="0"/>
+        </w:rPr>
+        <w:t>To the general assembly and church of the firstborn, which are written in heaven, and to God the Judge of all, and to the spirits of just men made perfect;</w:t>
+      </w:r>
+    </w:p>
+    <w:p>
+      <w:pPr>
         <w:spacing w:after="200"/>
         <w:jc w:val="both"/>
       </w:pPr>
@@ -1643,11 +2830,372 @@
           <w:b w:val="0"/>
           <w:i w:val="0"/>
         </w:rPr>
-        <w:t>That light lights every man that comes into the world. He came unto his own, and his own received him not — obviously referring to Israel; he calls Israel his own based on election. But based on revelation, his own is actually humanity, because the purpose of Israel was the mercy of God, founded on the platform of grace, that God will choose to save in spite of works — that is the word of Israel; he will bless without works.</w:t>
+        <w:t>This shows that the Bible is written in progressive revelation. Hebrews retires the priesthood, puts a death knell on the Old Testament, retires Moses. Abraham gave tithe to Melchizedek, after the order of Jesus — that means that all the priests who were taking tithe were also giving it to Abraham; by chapter 7 he retires all the priests, retires the tithe. Hebrews 11 puts Abraham, Moses, humanity in one bag for Jesus, because Christ is the Word — that's the plan of God. So no tithe, no priesthood, no Sabbath, no Moses — all in Christ Jesus. The tabernacle is empty; there's nothing there, you're wasting your time going there again. The essence of the tabernacle is Christ Jesus. All the offerings just cleaned off the blood — your sins are still there. But thank God for the blood of Jesus, shed just once — that is the real blood, that is the blood for the tabernacle.</w:t>
       </w:r>
     </w:p>
     <w:p>
       <w:pPr>
+        <w:spacing w:after="200"/>
+        <w:jc w:val="both"/>
+      </w:pPr>
+      <w:r>
+        <w:rPr>
+          <w:b w:val="0"/>
+          <w:i w:val="0"/>
+        </w:rPr>
+        <w:t>So there was no angel given authority in the earth. What is "mindful of" in verse 7 — "thou hast made him" — notice the word "made him"; this is not a function of the fall, made him a little lower than the angels, crowned him with glory and honor, and set him over the works of thy hands. The translators do interpretation — some try to help us by adding the word "time," because apparently he is not referring to man's spiritual nature but to his earthly nature. Angels were heavenly beings existing on the earth for earthly purposes; man was an earthly being existing on the earth for spiritual reasons.</w:t>
+      </w:r>
+    </w:p>
+    <w:p>
+      <w:pPr>
+        <w:spacing w:after="200"/>
+        <w:jc w:val="both"/>
+      </w:pPr>
+      <w:r>
+        <w:rPr>
+          <w:b w:val="0"/>
+          <w:i w:val="0"/>
+        </w:rPr>
+        <w:t>So it begins to point out that it was made — only one person made it, and that is God; it was not at the fall. Crowns him with glory and honor — these are the creation — and did set him over the works of thy hands. Thou hast put all things in subjection under his feet — now that's his authority, that's not nature. In that he put all in subjection under him, he left nothing that is not put under him — does that include angels? Sure. But based on Genesis 3, we see not yet all things put under him — notice he did not say all things are not under him, we just don't see it yet. Was that what God said in Genesis 1:26? It is for man. That is why the next verse says we see Jesus — who is Jesus? A man.</w:t>
+      </w:r>
+    </w:p>
+    <w:p>
+      <w:pPr>
+        <w:spacing w:after="200"/>
+        <w:jc w:val="both"/>
+      </w:pPr>
+      <w:r>
+        <w:rPr>
+          <w:b w:val="0"/>
+          <w:i w:val="0"/>
+        </w:rPr>
+        <w:t>So he's talking about authority and nature. In nature — because the next verse says Jesus was also made a little lower than the angels for a time — he's talking about the natural body, not the authority, because everything is under the seat of man.</w:t>
+      </w:r>
+    </w:p>
+    <w:p>
+      <w:pPr>
+        <w:spacing w:after="200"/>
+        <w:jc w:val="both"/>
+      </w:pPr>
+      <w:r>
+        <w:rPr>
+          <w:b w:val="0"/>
+          <w:i w:val="0"/>
+        </w:rPr>
+        <w:t>Look at the Book of Hebrews, a book of contrast — have you observed that it represents Jesus and the prophets, Jesus and angels, Jesus and the goat, Jesus and Moses? But when it came to man, there is no differentiation — he identified Jesus with man.</w:t>
+      </w:r>
+    </w:p>
+    <w:p>
+      <w:pPr>
+        <w:spacing w:after="200"/>
+        <w:jc w:val="both"/>
+      </w:pPr>
+      <w:r>
+        <w:rPr>
+          <w:b w:val="0"/>
+          <w:i w:val="0"/>
+        </w:rPr>
+        <w:t>Some of you have taught this in your teaching class — "because of the Father, we all have one Father." The honest truth is that was not referring to fatherhood; he was referring to nature. He was laying the foundation, explaining the platform by which Jesus — that is, God — is actually a man, so that they are all one.</w:t>
+      </w:r>
+    </w:p>
+    <w:p>
+      <w:pPr>
+        <w:spacing w:before="160" w:after="40"/>
+      </w:pPr>
+      <w:r>
+        <w:rPr>
+          <w:b/>
+        </w:rPr>
+        <w:t>Hebrews 2:10-18</w:t>
+      </w:r>
+    </w:p>
+    <w:p>
+      <w:pPr>
+        <w:spacing w:after="80"/>
+        <w:ind w:left="432"/>
+      </w:pPr>
+      <w:r>
+        <w:rPr>
+          <w:b/>
+        </w:rPr>
+        <w:t>[10]</w:t>
+      </w:r>
+      <w:r>
+        <w:rPr>
+          <w:b w:val="0"/>
+          <w:i w:val="0"/>
+        </w:rPr>
+        <w:t>For it became him, for whom are all things, and by whom are all things, in bringing many sons unto glory, to make the captain of their salvation perfect through sufferings.</w:t>
+      </w:r>
+    </w:p>
+    <w:p>
+      <w:pPr>
+        <w:spacing w:after="80"/>
+        <w:ind w:left="432"/>
+      </w:pPr>
+      <w:r>
+        <w:rPr>
+          <w:b/>
+        </w:rPr>
+        <w:t>[11]</w:t>
+      </w:r>
+      <w:r>
+        <w:rPr>
+          <w:b w:val="0"/>
+          <w:i w:val="0"/>
+        </w:rPr>
+        <w:t>For both he that sanctifieth and they who are sanctified are all of one: for which cause he is not ashamed to call them brethren,</w:t>
+      </w:r>
+    </w:p>
+    <w:p>
+      <w:pPr>
+        <w:spacing w:after="80"/>
+        <w:ind w:left="432"/>
+      </w:pPr>
+      <w:r>
+        <w:rPr>
+          <w:b/>
+        </w:rPr>
+        <w:t>[12]</w:t>
+      </w:r>
+      <w:r>
+        <w:rPr>
+          <w:b w:val="0"/>
+          <w:i w:val="0"/>
+        </w:rPr>
+        <w:t>Saying, I will declare thy name unto my brethren, in the midst of the church will I sing praise unto thee.</w:t>
+      </w:r>
+    </w:p>
+    <w:p>
+      <w:pPr>
+        <w:spacing w:after="80"/>
+        <w:ind w:left="432"/>
+      </w:pPr>
+      <w:r>
+        <w:rPr>
+          <w:b/>
+        </w:rPr>
+        <w:t>[13]</w:t>
+      </w:r>
+      <w:r>
+        <w:rPr>
+          <w:b w:val="0"/>
+          <w:i w:val="0"/>
+        </w:rPr>
+        <w:t>And again, I will put my trust in him. And again, Behold I and the children which God hath given me.</w:t>
+      </w:r>
+    </w:p>
+    <w:p>
+      <w:pPr>
+        <w:spacing w:after="80"/>
+        <w:ind w:left="432"/>
+      </w:pPr>
+      <w:r>
+        <w:rPr>
+          <w:b/>
+        </w:rPr>
+        <w:t>[14]</w:t>
+      </w:r>
+      <w:r>
+        <w:rPr>
+          <w:b w:val="0"/>
+          <w:i w:val="0"/>
+        </w:rPr>
+        <w:t>Forasmuch then as the children are partakers of flesh and blood, he also himself likewise took part of the same; that through death he might destroy him that had the power of death, that is, the devil;</w:t>
+      </w:r>
+    </w:p>
+    <w:p>
+      <w:pPr>
+        <w:spacing w:after="80"/>
+        <w:ind w:left="432"/>
+      </w:pPr>
+      <w:r>
+        <w:rPr>
+          <w:b/>
+        </w:rPr>
+        <w:t>[15]</w:t>
+      </w:r>
+      <w:r>
+        <w:rPr>
+          <w:b w:val="0"/>
+          <w:i w:val="0"/>
+        </w:rPr>
+        <w:t>And deliver them who through fear of death were all their lifetime subject to bondage.</w:t>
+      </w:r>
+    </w:p>
+    <w:p>
+      <w:pPr>
+        <w:spacing w:after="80"/>
+        <w:ind w:left="432"/>
+      </w:pPr>
+      <w:r>
+        <w:rPr>
+          <w:b/>
+        </w:rPr>
+        <w:t>[16]</w:t>
+      </w:r>
+      <w:r>
+        <w:rPr>
+          <w:b w:val="0"/>
+          <w:i w:val="0"/>
+        </w:rPr>
+        <w:t>For verily he took not on him the nature of angels; but he took on him the seed of Abraham.</w:t>
+      </w:r>
+    </w:p>
+    <w:p>
+      <w:pPr>
+        <w:spacing w:after="80"/>
+        <w:ind w:left="432"/>
+      </w:pPr>
+      <w:r>
+        <w:rPr>
+          <w:b/>
+        </w:rPr>
+        <w:t>[17]</w:t>
+      </w:r>
+      <w:r>
+        <w:rPr>
+          <w:b w:val="0"/>
+          <w:i w:val="0"/>
+        </w:rPr>
+        <w:t>Wherefore in all things it behoved him to be made like unto his brethren, that he might be a merciful and faithful high priest in things pertaining to God, to make reconciliation for the sins of the people.</w:t>
+      </w:r>
+    </w:p>
+    <w:p>
+      <w:pPr>
+        <w:spacing w:after="80"/>
+        <w:ind w:left="432"/>
+      </w:pPr>
+      <w:r>
+        <w:rPr>
+          <w:b/>
+        </w:rPr>
+        <w:t>[18]</w:t>
+      </w:r>
+      <w:r>
+        <w:rPr>
+          <w:b w:val="0"/>
+          <w:i w:val="0"/>
+        </w:rPr>
+        <w:t>For in that he himself hath suffered being tempted, he is able to succour them that are tempted.</w:t>
+      </w:r>
+    </w:p>
+    <w:p>
+      <w:pPr>
+        <w:spacing w:after="200"/>
+        <w:jc w:val="both"/>
+      </w:pPr>
+      <w:r>
+        <w:rPr>
+          <w:b w:val="0"/>
+          <w:i w:val="0"/>
+        </w:rPr>
+        <w:t>Both he that sanctified and they who are sanctified — he's talking about humanity — are all of one, that he can sanctify them because he is human. Sin came to man — let me use my own language — he singed the whole of humanity; sanctification came through Jesus and sanctified mankind. That's what he's saying here.</w:t>
+      </w:r>
+    </w:p>
+    <w:p>
+      <w:pPr>
+        <w:spacing w:after="200"/>
+        <w:jc w:val="both"/>
+      </w:pPr>
+      <w:r>
+        <w:rPr>
+          <w:b w:val="0"/>
+          <w:i w:val="0"/>
+        </w:rPr>
+        <w:t>For which cause he is not ashamed to call them brethren. What kind of brethren? He's not talking about brethren in the faith — I will declare thy name unto my brethren, in the midst of the church will I sing praise unto thee (Psalm 22:22). Again, I will put my trust in him; and again, behold, I and the children which God had given me. Which children? The children in Adam. As we said earlier, humanity was made for Jesus, and since humanity is flesh and blood, he himself likewise partook of the same, that through death he might destroy him that had the power of death, that is, the devil, and deliver those who through fear of death were all their lifetime subject to bondage. He took not on himself the nature of angels, but he took on the seed of Abraham; wherefore in all things it behooved him to be made like unto his brethren, that he might be a merciful and faithful high priest in things pertaining to God, to make reconciliation for the sins of the people; for in that he himself has suffered, being tempted, he is able to help those who are tempted.</w:t>
+      </w:r>
+    </w:p>
+    <w:p>
+      <w:pPr>
+        <w:spacing w:after="200"/>
+        <w:jc w:val="both"/>
+      </w:pPr>
+      <w:r>
+        <w:rPr>
+          <w:b w:val="0"/>
+          <w:i w:val="0"/>
+        </w:rPr>
+        <w:t>That speaks to the humanity of Jesus, and why salvation is for everybody — of course, in this context, he's talking to the Jews. So he identifies Jesus with humanity — not with angels, not with the law, not with Moses, not with the tabernacle, but with humanity, the center of God's plan.</w:t>
+      </w:r>
+    </w:p>
+    <w:p>
+      <w:pPr>
+        <w:spacing w:after="200"/>
+        <w:jc w:val="both"/>
+      </w:pPr>
+      <w:r>
+        <w:rPr>
+          <w:b w:val="0"/>
+          <w:i w:val="0"/>
+        </w:rPr>
+        <w:t>The word of God is a human being; the Word is a person. The word of God is man — that's the word of God, the plan of God, the purpose of God, the thought, the idea: man. Genesis 1:26 is the word of God — Jesus Christ. It doesn't make a distinction here — Christ is a fulfillment of the plan of God, Jesus Christ. No individual.</w:t>
+      </w:r>
+    </w:p>
+    <w:p>
+      <w:pPr>
+        <w:spacing w:before="160" w:after="40"/>
+      </w:pPr>
+      <w:r>
+        <w:rPr>
+          <w:b/>
+        </w:rPr>
+        <w:t>2 Corinthians 1:19-20</w:t>
+      </w:r>
+    </w:p>
+    <w:p>
+      <w:pPr>
+        <w:spacing w:after="80"/>
+        <w:ind w:left="432"/>
+      </w:pPr>
+      <w:r>
+        <w:rPr>
+          <w:b/>
+        </w:rPr>
+        <w:t>[19]</w:t>
+      </w:r>
+      <w:r>
+        <w:rPr>
+          <w:b w:val="0"/>
+          <w:i w:val="0"/>
+        </w:rPr>
+        <w:t>For the Son of God, Jesus Christ, who was preached among you by us, even by me and Silvanus and Timotheus, was not yea and nay, but in him was yea.</w:t>
+      </w:r>
+    </w:p>
+    <w:p>
+      <w:pPr>
+        <w:spacing w:after="80"/>
+        <w:ind w:left="432"/>
+      </w:pPr>
+      <w:r>
+        <w:rPr>
+          <w:b/>
+        </w:rPr>
+        <w:t>[20]</w:t>
+      </w:r>
+      <w:r>
+        <w:rPr>
+          <w:b w:val="0"/>
+          <w:i w:val="0"/>
+        </w:rPr>
+        <w:t>For all the promises of God in him are yea, and in him Amen, unto the glory of God by us.</w:t>
+      </w:r>
+    </w:p>
+    <w:p>
+      <w:pPr>
+        <w:spacing w:after="200"/>
+        <w:jc w:val="both"/>
+      </w:pPr>
+      <w:r>
+        <w:rPr>
+          <w:b w:val="0"/>
+          <w:i w:val="0"/>
+        </w:rPr>
+        <w:t>All the promises of God are in him — fulfilled. No promise is a mere commitment — what you want to do, what you said you would do — all the plan and purpose of God are in him, fulfilled. Salvation for everybody, for the whole of humanity — if the creation was for humanity, then salvation is for humanity in Christ Jesus.</w:t>
+      </w:r>
+    </w:p>
+    <w:p>
+      <w:pPr>
         <w:pStyle w:val="Heading1"/>
       </w:pPr>
       <w:r>
@@ -1655,22 +3203,35 @@
           <w:b/>
           <w:i w:val="0"/>
         </w:rPr>
-        <w:t>The New Creation in Christ: 2 Corinthians 5 and Ephesians 2</w:t>
+        <w:t>God's Rest and the Centrality of Man in Christ: Hebrews 4</w:t>
       </w:r>
     </w:p>
     <w:p>
       <w:pPr>
-        <w:spacing w:before="160" w:after="40"/>
-      </w:pPr>
-      <w:r>
-        <w:rPr>
-          <w:b/>
-        </w:rPr>
-        <w:t>2 Corinthians 5:14-21</w:t>
+        <w:spacing w:after="200"/>
+        <w:jc w:val="both"/>
+      </w:pPr>
+      <w:r>
+        <w:rPr>
+          <w:b w:val="0"/>
+          <w:i w:val="0"/>
+        </w:rPr>
+        <w:t>So man was made for Christ. Salvation is in Christ. Nobody goes to God directly, sincerely, because — the Bible says that God rested the seventh day from his works. Is man one of the works? No — man is not among the works, man came on his own. So God's rest is a ceasing from dealings apart from man. All the dealings are with man, Jesus Christ the man. Let me show you — Hebrews 4.</w:t>
       </w:r>
     </w:p>
     <w:p>
       <w:pPr>
+        <w:spacing w:before="160" w:after="40"/>
+      </w:pPr>
+      <w:r>
+        <w:rPr>
+          <w:b/>
+        </w:rPr>
+        <w:t>Hebrews 4:1-16</w:t>
+      </w:r>
+    </w:p>
+    <w:p>
+      <w:pPr>
         <w:spacing w:after="80"/>
         <w:ind w:left="432"/>
       </w:pPr>
@@ -1678,14 +3239,14 @@
         <w:rPr>
           <w:b/>
         </w:rPr>
-        <w:t>[14]</w:t>
+        <w:t>[1]</w:t>
       </w:r>
       <w:r>
         <w:rPr>
           <w:b w:val="0"/>
           <w:i w:val="0"/>
         </w:rPr>
-        <w:t>For the love of Christ constraineth us; because we thus judge, that if one died for all, then were all dead:</w:t>
+        <w:t>Let us therefore fear, lest, a promise being left us of entering into his rest, any of you should seem to come short of it.</w:t>
       </w:r>
     </w:p>
     <w:p>
@@ -1697,14 +3258,14 @@
         <w:rPr>
           <w:b/>
         </w:rPr>
-        <w:t>[15]</w:t>
+        <w:t>[2]</w:t>
       </w:r>
       <w:r>
         <w:rPr>
           <w:b w:val="0"/>
           <w:i w:val="0"/>
         </w:rPr>
-        <w:t>And that he died for all, that they which live should not henceforth live unto themselves, but unto him which died for them, and rose again.</w:t>
+        <w:t>For unto us was the gospel preached, as well as unto them: but the word preached did not profit them, not being mixed with faith in them that heard it.</w:t>
       </w:r>
     </w:p>
     <w:p>
@@ -1716,14 +3277,14 @@
         <w:rPr>
           <w:b/>
         </w:rPr>
-        <w:t>[16]</w:t>
+        <w:t>[3]</w:t>
       </w:r>
       <w:r>
         <w:rPr>
           <w:b w:val="0"/>
           <w:i w:val="0"/>
         </w:rPr>
-        <w:t>Wherefore henceforth know we no man after the flesh: yea, though we have known Christ after the flesh, yet now henceforth know we him no more.</w:t>
+        <w:t>For we which have believed do enter into rest, as he said, As I have sworn in my wrath, if they shall enter into my rest: although the works were finished from the foundation of the world.</w:t>
       </w:r>
     </w:p>
     <w:p>
@@ -1735,14 +3296,14 @@
         <w:rPr>
           <w:b/>
         </w:rPr>
-        <w:t>[17]</w:t>
+        <w:t>[4]</w:t>
       </w:r>
       <w:r>
         <w:rPr>
           <w:b w:val="0"/>
           <w:i w:val="0"/>
         </w:rPr>
-        <w:t>Therefore if any man be in Christ, he is a new creature: old things are passed away; behold, all things are become new.</w:t>
+        <w:t>For he spake in a certain place of the seventh day on this wise, And God did rest the seventh day from all his works.</w:t>
       </w:r>
     </w:p>
     <w:p>
@@ -1754,14 +3315,14 @@
         <w:rPr>
           <w:b/>
         </w:rPr>
-        <w:t>[18]</w:t>
+        <w:t>[5]</w:t>
       </w:r>
       <w:r>
         <w:rPr>
           <w:b w:val="0"/>
           <w:i w:val="0"/>
         </w:rPr>
-        <w:t>And all things are of God, who hath reconciled us to himself by Jesus Christ, and hath given to us the ministry of reconciliation;</w:t>
+        <w:t>And in this place again, If they shall enter into my rest.</w:t>
       </w:r>
     </w:p>
     <w:p>
@@ -1773,14 +3334,14 @@
         <w:rPr>
           <w:b/>
         </w:rPr>
-        <w:t>[19]</w:t>
+        <w:t>[6]</w:t>
       </w:r>
       <w:r>
         <w:rPr>
           <w:b w:val="0"/>
           <w:i w:val="0"/>
         </w:rPr>
-        <w:t>To wit, that God was in Christ, reconciling the world unto himself, not imputing their trespasses unto them; and hath committed unto us the word of reconciliation.</w:t>
+        <w:t>Seeing therefore it remaineth that some must enter therein, and they to whom it was first preached entered not in because of unbelief:</w:t>
       </w:r>
     </w:p>
     <w:p>
@@ -1792,14 +3353,14 @@
         <w:rPr>
           <w:b/>
         </w:rPr>
-        <w:t>[20]</w:t>
+        <w:t>[7]</w:t>
       </w:r>
       <w:r>
         <w:rPr>
           <w:b w:val="0"/>
           <w:i w:val="0"/>
         </w:rPr>
-        <w:t>Now then we are ambassadors for Christ, as though God did beseech you by us: we pray you in Christ's stead, be ye reconciled to God.</w:t>
+        <w:t>Again, he limiteth a certain day, saying in David, To day, after so long a time; as it is said, To day if ye will hear his voice, harden not your hearts.</w:t>
       </w:r>
     </w:p>
     <w:p>
@@ -1811,18 +3372,170 @@
         <w:rPr>
           <w:b/>
         </w:rPr>
-        <w:t>[21]</w:t>
+        <w:t>[8]</w:t>
       </w:r>
       <w:r>
         <w:rPr>
           <w:b w:val="0"/>
           <w:i w:val="0"/>
         </w:rPr>
-        <w:t>For he hath made him to be sin for us, who knew no sin; that we might be made the righteousness of God in him.</w:t>
+        <w:t>For if Jesus had given them rest, then would he not afterward have spoken of another day.</w:t>
       </w:r>
     </w:p>
     <w:p>
       <w:pPr>
+        <w:spacing w:after="80"/>
+        <w:ind w:left="432"/>
+      </w:pPr>
+      <w:r>
+        <w:rPr>
+          <w:b/>
+        </w:rPr>
+        <w:t>[9]</w:t>
+      </w:r>
+      <w:r>
+        <w:rPr>
+          <w:b w:val="0"/>
+          <w:i w:val="0"/>
+        </w:rPr>
+        <w:t>There remaineth therefore a rest to the people of God.</w:t>
+      </w:r>
+    </w:p>
+    <w:p>
+      <w:pPr>
+        <w:spacing w:after="80"/>
+        <w:ind w:left="432"/>
+      </w:pPr>
+      <w:r>
+        <w:rPr>
+          <w:b/>
+        </w:rPr>
+        <w:t>[10]</w:t>
+      </w:r>
+      <w:r>
+        <w:rPr>
+          <w:b w:val="0"/>
+          <w:i w:val="0"/>
+        </w:rPr>
+        <w:t>For he that is entered into his rest, he also hath ceased from his own works, as God did from his.</w:t>
+      </w:r>
+    </w:p>
+    <w:p>
+      <w:pPr>
+        <w:spacing w:after="80"/>
+        <w:ind w:left="432"/>
+      </w:pPr>
+      <w:r>
+        <w:rPr>
+          <w:b/>
+        </w:rPr>
+        <w:t>[11]</w:t>
+      </w:r>
+      <w:r>
+        <w:rPr>
+          <w:b w:val="0"/>
+          <w:i w:val="0"/>
+        </w:rPr>
+        <w:t>Let us labour therefore to enter into that rest, lest any man fall after the same example of unbelief.</w:t>
+      </w:r>
+    </w:p>
+    <w:p>
+      <w:pPr>
+        <w:spacing w:after="80"/>
+        <w:ind w:left="432"/>
+      </w:pPr>
+      <w:r>
+        <w:rPr>
+          <w:b/>
+        </w:rPr>
+        <w:t>[12]</w:t>
+      </w:r>
+      <w:r>
+        <w:rPr>
+          <w:b w:val="0"/>
+          <w:i w:val="0"/>
+        </w:rPr>
+        <w:t>For the word of God is quick, and powerful, and sharper than any twoedged sword, piercing even to the dividing asunder of soul and spirit, and of the joints and marrow, and is a discerner of the thoughts and intents of the heart.</w:t>
+      </w:r>
+    </w:p>
+    <w:p>
+      <w:pPr>
+        <w:spacing w:after="80"/>
+        <w:ind w:left="432"/>
+      </w:pPr>
+      <w:r>
+        <w:rPr>
+          <w:b/>
+        </w:rPr>
+        <w:t>[13]</w:t>
+      </w:r>
+      <w:r>
+        <w:rPr>
+          <w:b w:val="0"/>
+          <w:i w:val="0"/>
+        </w:rPr>
+        <w:t>Neither is there any creature that is not manifest in his sight: but all things are naked and opened unto the eyes of him with whom we have to do.</w:t>
+      </w:r>
+    </w:p>
+    <w:p>
+      <w:pPr>
+        <w:spacing w:after="80"/>
+        <w:ind w:left="432"/>
+      </w:pPr>
+      <w:r>
+        <w:rPr>
+          <w:b/>
+        </w:rPr>
+        <w:t>[14]</w:t>
+      </w:r>
+      <w:r>
+        <w:rPr>
+          <w:b w:val="0"/>
+          <w:i w:val="0"/>
+        </w:rPr>
+        <w:t>Seeing then that we have a great high priest, that is passed into the heavens, Jesus the Son of God, let us hold fast our profession.</w:t>
+      </w:r>
+    </w:p>
+    <w:p>
+      <w:pPr>
+        <w:spacing w:after="80"/>
+        <w:ind w:left="432"/>
+      </w:pPr>
+      <w:r>
+        <w:rPr>
+          <w:b/>
+        </w:rPr>
+        <w:t>[15]</w:t>
+      </w:r>
+      <w:r>
+        <w:rPr>
+          <w:b w:val="0"/>
+          <w:i w:val="0"/>
+        </w:rPr>
+        <w:t>For we have not an high priest which cannot be touched with the feeling of our infirmities; but was in all points tempted like as we are, yet without sin.</w:t>
+      </w:r>
+    </w:p>
+    <w:p>
+      <w:pPr>
+        <w:spacing w:after="80"/>
+        <w:ind w:left="432"/>
+      </w:pPr>
+      <w:r>
+        <w:rPr>
+          <w:b/>
+        </w:rPr>
+        <w:t>[16]</w:t>
+      </w:r>
+      <w:r>
+        <w:rPr>
+          <w:b w:val="0"/>
+          <w:i w:val="0"/>
+        </w:rPr>
+        <w:t>Let us therefore come boldly unto the throne of grace, that we may obtain mercy, and find grace to help in time of need.</w:t>
+      </w:r>
+    </w:p>
+    <w:p>
+      <w:pPr>
         <w:spacing w:after="200"/>
         <w:jc w:val="both"/>
       </w:pPr>
@@ -1831,22 +3544,60 @@
           <w:b w:val="0"/>
           <w:i w:val="0"/>
         </w:rPr>
-        <w:t>The love of Christ constrains, because it is judged thus: if one died for all, then were all dead. This is the purpose of identification — then were all dead. This is not speaking only of Christians; only Jesus died, and believers died in him. He died for all, that they which live should not henceforth live unto themselves, but unto him who died for them and rose again. This refers to humanity. Verse 16 is based on the substitutionary work of Jesus, by which he took our place: henceforth know we no man after the flesh. Most of the time this verse is quoted for Christians, but it was not referring only to Christians. If one died for all, then were all dead — that is speaking of Christians. He died for all, that they which live should not live unto themselves but unto him — that is not everybody. Henceforth know we no man after the flesh: though Christ has been known after the flesh, that is an incomplete knowledge, not by the Holy Ghost — henceforth Christ is known no more after the flesh. Therefore, if any man be in Christ, he is a new creature — notice that the word "he" is not there in the sense of individualizing it; any man in Christ is a new creature, and all things are become new. All things are of God, who has reconciled us to himself by Jesus Christ, and has given us the ministry of reconciliation — that God was in Christ, reconciling the world unto himself, not imputing their trespasses unto them, and has committed unto us the word of reconciliation. We are ambassadors, as though God did beseech through us; it is as though God is doing it through us, but it is in Christ that God made the appeal to the world. Be reconciled to God, for he made him sin for us who knew no sin, that we might be made the righteousness of God in him. The new creation is Jesus Christ; he is not an individual. The same way Adam is one man, the new creation is Christ.</w:t>
+        <w:t>Everything was done in Genesis for the fashioning of the world; God then promised that man will enter into his rest. His dealings with man stopped on the sixth day, and man is to enter into the seventh day.</w:t>
       </w:r>
     </w:p>
     <w:p>
       <w:pPr>
-        <w:spacing w:before="160" w:after="40"/>
-      </w:pPr>
-      <w:r>
-        <w:rPr>
-          <w:b/>
-        </w:rPr>
-        <w:t>Ephesians 2:8-15</w:t>
+        <w:spacing w:after="200"/>
+        <w:jc w:val="both"/>
+      </w:pPr>
+      <w:r>
+        <w:rPr>
+          <w:b w:val="0"/>
+          <w:i w:val="0"/>
+        </w:rPr>
+        <w:t>Jesus is the Lord of that day. So, God's dealings are with Jesus — the same with Adam, the same with you and I. God gave Adam a lease on the earth; the earth is given to the sons of men — that's what God did, and God does not change his word. But one thing the devil did not know is that man was created for man — so redemption is in humanity, in Jesus Christ, whom God, before the foundation of the world, had proposed as mankind. So salvation is in Christ.</w:t>
       </w:r>
     </w:p>
     <w:p>
       <w:pPr>
+        <w:pStyle w:val="Heading1"/>
+      </w:pPr>
+      <w:r>
+        <w:rPr>
+          <w:b/>
+          <w:i w:val="0"/>
+        </w:rPr>
+        <w:t>Why Some Still Go to Hell: Identification with the Devil</w:t>
+      </w:r>
+    </w:p>
+    <w:p>
+      <w:pPr>
+        <w:spacing w:after="200"/>
+        <w:jc w:val="both"/>
+      </w:pPr>
+      <w:r>
+        <w:rPr>
+          <w:b w:val="0"/>
+          <w:i w:val="0"/>
+        </w:rPr>
+        <w:t>Why, then, do people go to hell? Identification. Matthew 25 tells us that hell was not created in Genesis 1 — it was not part of Genesis 1 and Genesis 2. Hell was created in Genesis 3, made unto everlasting fire.</w:t>
+      </w:r>
+    </w:p>
+    <w:p>
+      <w:pPr>
+        <w:spacing w:before="160" w:after="40"/>
+      </w:pPr>
+      <w:r>
+        <w:rPr>
+          <w:b/>
+        </w:rPr>
+        <w:t>Matthew 25:41</w:t>
+      </w:r>
+    </w:p>
+    <w:p>
+      <w:pPr>
         <w:spacing w:after="80"/>
         <w:ind w:left="432"/>
       </w:pPr>
@@ -1854,18 +3605,42 @@
         <w:rPr>
           <w:b/>
         </w:rPr>
-        <w:t>[8]</w:t>
+        <w:t>[41]</w:t>
       </w:r>
       <w:r>
         <w:rPr>
           <w:b w:val="0"/>
           <w:i w:val="0"/>
         </w:rPr>
-        <w:t>For by grace are ye saved through faith; and that not of yourselves: it is the gift of God:</w:t>
+        <w:t>Then shall he say also unto them on the left hand, Depart from me, ye cursed, into everlasting fire, prepared for the devil and his angels:</w:t>
       </w:r>
     </w:p>
     <w:p>
       <w:pPr>
+        <w:spacing w:after="200"/>
+        <w:jc w:val="both"/>
+      </w:pPr>
+      <w:r>
+        <w:rPr>
+          <w:b w:val="0"/>
+          <w:i w:val="0"/>
+        </w:rPr>
+        <w:t>Hell was prepared for the devil and for his angels — that's what it was prepared for, because everything that was made for man was done in Genesis 1 and 2, and hell was not part of it. Hell was made for Lucifer and his angels. So a man simply identifies with him. Till date, hell is still not for man.</w:t>
+      </w:r>
+    </w:p>
+    <w:p>
+      <w:pPr>
+        <w:spacing w:before="160" w:after="40"/>
+      </w:pPr>
+      <w:r>
+        <w:rPr>
+          <w:b/>
+        </w:rPr>
+        <w:t>John 8:44</w:t>
+      </w:r>
+    </w:p>
+    <w:p>
+      <w:pPr>
         <w:spacing w:after="80"/>
         <w:ind w:left="432"/>
       </w:pPr>
@@ -1873,18 +3648,42 @@
         <w:rPr>
           <w:b/>
         </w:rPr>
-        <w:t>[9]</w:t>
+        <w:t>[44]</w:t>
       </w:r>
       <w:r>
         <w:rPr>
           <w:b w:val="0"/>
           <w:i w:val="0"/>
         </w:rPr>
-        <w:t>Not of works, lest any man should boast.</w:t>
+        <w:t>Ye are of your father the devil, and the lusts of your father ye will do. He was a murderer from the beginning, and abode not in the truth, because there is no truth in him. When he speaketh a lie, he speaketh of his own: for he is a liar, and the father of it.</w:t>
       </w:r>
     </w:p>
     <w:p>
       <w:pPr>
+        <w:spacing w:after="200"/>
+        <w:jc w:val="both"/>
+      </w:pPr>
+      <w:r>
+        <w:rPr>
+          <w:b w:val="0"/>
+          <w:i w:val="0"/>
+        </w:rPr>
+        <w:t>He was a murderer from the beginning, and abode not in the truth — that's Genesis — because there is no truth in him; when he speaks a lie, he speaks of his own, for he is a liar and the father of it. The language Jesus is using there is identification.</w:t>
+      </w:r>
+    </w:p>
+    <w:p>
+      <w:pPr>
+        <w:spacing w:before="160" w:after="40"/>
+      </w:pPr>
+      <w:r>
+        <w:rPr>
+          <w:b/>
+        </w:rPr>
+        <w:t>Ephesians 2:2-3</w:t>
+      </w:r>
+    </w:p>
+    <w:p>
+      <w:pPr>
         <w:spacing w:after="80"/>
         <w:ind w:left="432"/>
       </w:pPr>
@@ -1892,14 +3691,14 @@
         <w:rPr>
           <w:b/>
         </w:rPr>
-        <w:t>[10]</w:t>
+        <w:t>[2]</w:t>
       </w:r>
       <w:r>
         <w:rPr>
           <w:b w:val="0"/>
           <w:i w:val="0"/>
         </w:rPr>
-        <w:t>For we are his workmanship, created in Christ Jesus unto good works, which God hath before ordained that we should walk in them.</w:t>
+        <w:t>Wherein in time past ye walked according to the course of this world, according to the prince of the power of the air, the spirit that now worketh in the children of disobedience:</w:t>
       </w:r>
     </w:p>
     <w:p>
@@ -1911,1374 +3710,40 @@
         <w:rPr>
           <w:b/>
         </w:rPr>
-        <w:t>[11]</w:t>
+        <w:t>[3]</w:t>
       </w:r>
       <w:r>
         <w:rPr>
           <w:b w:val="0"/>
           <w:i w:val="0"/>
         </w:rPr>
-        <w:t>Wherefore remember, that ye being in time past Gentiles in the flesh, who are called Uncircumcision by that which is called the Circumcision in the flesh made by hands;</w:t>
+        <w:t>Among whom also we all had our conversation in times past in the lusts of our flesh, fulfilling the desires of the flesh and of the mind; and were by nature the children of wrath, even as others.</w:t>
       </w:r>
     </w:p>
     <w:p>
       <w:pPr>
-        <w:spacing w:after="80"/>
-        <w:ind w:left="432"/>
-      </w:pPr>
-      <w:r>
-        <w:rPr>
-          <w:b/>
-        </w:rPr>
-        <w:t>[12]</w:t>
-      </w:r>
+        <w:spacing w:after="200"/>
+        <w:jc w:val="both"/>
+      </w:pPr>
       <w:r>
         <w:rPr>
           <w:b w:val="0"/>
           <w:i w:val="0"/>
         </w:rPr>
-        <w:t>That at that time ye were without Christ, being aliens from the commonwealth of Israel, and strangers from the covenants of promise, having no hope, and without God in the world:</w:t>
+        <w:t>The rest of mankind, because of disobedience to the Gospel, because of disobedience to the good news, are identified with him. So it is in disobedience that a man identifies with the devil. Hell was not made for man; hell is still not for man; hell is still for the devil and his angels.</w:t>
       </w:r>
     </w:p>
     <w:p>
       <w:pPr>
-        <w:spacing w:after="80"/>
-        <w:ind w:left="432"/>
-      </w:pPr>
-      <w:r>
-        <w:rPr>
-          <w:b/>
-        </w:rPr>
-        <w:t>[13]</w:t>
-      </w:r>
+        <w:spacing w:after="200"/>
+        <w:jc w:val="both"/>
+      </w:pPr>
       <w:r>
         <w:rPr>
           <w:b w:val="0"/>
           <w:i w:val="0"/>
         </w:rPr>
-        <w:t>But now in Christ Jesus ye who sometimes were far off are made nigh by the blood of Christ.</w:t>
-      </w:r>
-    </w:p>
-    <w:p>
-      <w:pPr>
-        <w:spacing w:after="80"/>
-        <w:ind w:left="432"/>
-      </w:pPr>
-      <w:r>
-        <w:rPr>
-          <w:b/>
-        </w:rPr>
-        <w:t>[14]</w:t>
-      </w:r>
-      <w:r>
-        <w:rPr>
-          <w:b w:val="0"/>
-          <w:i w:val="0"/>
-        </w:rPr>
-        <w:t>For he is our peace, who hath made both one, and hath broken down the middle wall of partition between us;</w:t>
-      </w:r>
-    </w:p>
-    <w:p>
-      <w:pPr>
-        <w:spacing w:after="80"/>
-        <w:ind w:left="432"/>
-      </w:pPr>
-      <w:r>
-        <w:rPr>
-          <w:b/>
-        </w:rPr>
-        <w:t>[15]</w:t>
-      </w:r>
-      <w:r>
-        <w:rPr>
-          <w:b w:val="0"/>
-          <w:i w:val="0"/>
-        </w:rPr>
-        <w:t>Having abolished in his flesh the enmity, even the law of commandments contained in ordinances; for to make in himself of twain one new man, so making peace;</w:t>
-      </w:r>
-    </w:p>
-    <w:p>
-      <w:pPr>
-        <w:spacing w:after="200"/>
-        <w:jc w:val="both"/>
-      </w:pPr>
-      <w:r>
-        <w:rPr>
-          <w:b w:val="0"/>
-          <w:i w:val="0"/>
-        </w:rPr>
-        <w:t>By grace we are saved through faith, not of ourselves, not of works, lest any man should boast — we are his workmanship, created in Christ Jesus unto good works. Remember that in time past, as Gentiles in the flesh, without Christ, aliens from the commonwealth of Israel, strangers from the covenants of promise, having no hope and without God in the world — but now, in Christ Jesus, those who were far off are made near by the blood of Christ. He is our peace, who has made both one and broken down the middle wall of partition, abolishing in his flesh the enmity, to make of the two one new man, making peace. The new creation is in Christ. Henceforth know we no man after the flesh; we only know men, mankind, in the new creation in Christ. Mankind to God has been reconciled in Christ; mankind to God has been redeemed in Christ; mankind is in Christ a new creation — all things are passed away, all things are become new. Jesus Christ is a new creation reality; the reality of the plan of God in Genesis 1:26 is Jesus Christ. His dream for humanity is in Jesus Christ.</w:t>
-      </w:r>
-    </w:p>
-    <w:p>
-      <w:pPr>
-        <w:pStyle w:val="Heading1"/>
-      </w:pPr>
-      <w:r>
-        <w:rPr>
-          <w:b/>
-          <w:i w:val="0"/>
-        </w:rPr>
-        <w:t>Redemption and the Restoration of Dominion</w:t>
-      </w:r>
-    </w:p>
-    <w:p>
-      <w:pPr>
-        <w:spacing w:after="200"/>
-        <w:jc w:val="both"/>
-      </w:pPr>
-      <w:r>
-        <w:rPr>
-          <w:b w:val="0"/>
-          <w:i w:val="0"/>
-        </w:rPr>
-        <w:t>The concept of salvation and redemption does not just consist of going to heaven, for the commandment given to mankind was to reign on the earth, to subdue everything. By the predisposition of Adam, there was a delay; but in Christ Jesus all the ages meet in one — he reconciles everything, both in heaven and on earth, and he will sit and reign until all the enemies are made subject, until the last enemy is destroyed. Then, at the end, he will deliver the kingdom back to the Father — which kingdom? The kingdom given to Adam. God has not yet concerned himself with the devil, because God gave the kingdom to Adam; it was a man that got it back from the devil, and after the lease, he will hand it over to God. Jesus Christ is that man, and it is in Jesus that humanity is restored. There was, in effect, a lease for Adam, and Jesus came to bridge the gap. There was actually a kingdom — the devil had claimed that all the kingdoms were given to him — but the kingdoms of the world are the same kingdom given to man.</w:t>
-      </w:r>
-    </w:p>
-    <w:p>
-      <w:pPr>
-        <w:spacing w:after="200"/>
-        <w:jc w:val="both"/>
-      </w:pPr>
-      <w:r>
-        <w:rPr>
-          <w:b w:val="0"/>
-          <w:i w:val="0"/>
-        </w:rPr>
-        <w:t>In the creation of God, there is an ability in man to save; Satan did not know it. That is why there was an incarnation — it was in man, through the seed of the woman, that redemption would come. God told man to subdue, replenish the earth; God actually told man to subdue so that man could subdue.</w:t>
-      </w:r>
-    </w:p>
-    <w:p>
-      <w:pPr>
-        <w:spacing w:before="160" w:after="40"/>
-      </w:pPr>
-      <w:r>
-        <w:rPr>
-          <w:b/>
-        </w:rPr>
-        <w:t>Genesis 1:28</w:t>
-      </w:r>
-    </w:p>
-    <w:p>
-      <w:pPr>
-        <w:spacing w:after="80"/>
-        <w:ind w:left="432"/>
-      </w:pPr>
-      <w:r>
-        <w:rPr>
-          <w:b/>
-        </w:rPr>
-        <w:t>[28]</w:t>
-      </w:r>
-      <w:r>
-        <w:rPr>
-          <w:b w:val="0"/>
-          <w:i w:val="0"/>
-        </w:rPr>
-        <w:t>And God blessed them, and God said unto them, Be fruitful, and multiply, and replenish the earth, and subdue it: and have dominion over the fish of the sea, and over the fowl of the air, and over every living thing that moveth upon the earth.</w:t>
-      </w:r>
-    </w:p>
-    <w:p>
-      <w:pPr>
-        <w:spacing w:after="200"/>
-        <w:jc w:val="both"/>
-      </w:pPr>
-      <w:r>
-        <w:rPr>
-          <w:b w:val="0"/>
-          <w:i w:val="0"/>
-        </w:rPr>
-        <w:t>What Jesus did, and what believers are doing today, is the same subduing — replenishing, multiplying. The whole earth shall be filled with the knowledge of the glory of God as the waters cover the sea; the sand and the stars cannot be numbered, and neither can the seed be numbered — the seed which is Christ. That same multiplier effect is what is still available; it is the same Genesis principle. To say that something is for humanity is not to say anything new, because the concept of Genesis 1:26 was for everybody.</w:t>
-      </w:r>
-    </w:p>
-    <w:p>
-      <w:pPr>
-        <w:pStyle w:val="Heading1"/>
-      </w:pPr>
-      <w:r>
-        <w:rPr>
-          <w:b/>
-          <w:i w:val="0"/>
-        </w:rPr>
-        <w:t>Identification: The Key to Understanding Scripture</w:t>
-      </w:r>
-    </w:p>
-    <w:p>
-      <w:pPr>
-        <w:spacing w:after="200"/>
-        <w:jc w:val="both"/>
-      </w:pPr>
-      <w:r>
-        <w:rPr>
-          <w:b w:val="0"/>
-          <w:i w:val="0"/>
-        </w:rPr>
-        <w:t>This is why it is necessary to understand the concept of identification. A short work on this subject by Kenyon, titled Identification, gives the key of the Bible: whereas readers tend to look at individuals, the language of the Bible is identification. By the time one reaches Hebrews 11, Abraham is silenced; Jesus is the author and the finisher. Believers are in him, and he is in us, glorified.</w:t>
-      </w:r>
-    </w:p>
-    <w:p>
-      <w:pPr>
-        <w:spacing w:before="160" w:after="40"/>
-      </w:pPr>
-      <w:r>
-        <w:rPr>
-          <w:b/>
-        </w:rPr>
-        <w:t>John 17:5</w:t>
-      </w:r>
-    </w:p>
-    <w:p>
-      <w:pPr>
-        <w:spacing w:after="80"/>
-        <w:ind w:left="432"/>
-      </w:pPr>
-      <w:r>
-        <w:rPr>
-          <w:b/>
-        </w:rPr>
-        <w:t>[5]</w:t>
-      </w:r>
-      <w:r>
-        <w:rPr>
-          <w:b w:val="0"/>
-          <w:i w:val="0"/>
-        </w:rPr>
-        <w:t>And now, O Father, glorify thou me with thine own self with the glory which I had with thee before the world was.</w:t>
-      </w:r>
-    </w:p>
-    <w:p>
-      <w:pPr>
-        <w:spacing w:after="200"/>
-        <w:jc w:val="both"/>
-      </w:pPr>
-      <w:r>
-        <w:rPr>
-          <w:b w:val="0"/>
-          <w:i w:val="0"/>
-        </w:rPr>
-        <w:t>Jesus asked to be glorified with the glory he had with the Father before the world began — a question left for further reflection, since Jesus is still a man.</w:t>
-      </w:r>
-    </w:p>
-    <w:p>
-      <w:pPr>
-        <w:spacing w:after="200"/>
-        <w:jc w:val="both"/>
-      </w:pPr>
-      <w:r>
-        <w:rPr>
-          <w:b w:val="0"/>
-          <w:i w:val="0"/>
-        </w:rPr>
-        <w:t>In man there were two things that God did: there was nature, and there was authority.</w:t>
-      </w:r>
-    </w:p>
-    <w:p>
-      <w:pPr>
-        <w:pStyle w:val="Heading1"/>
-      </w:pPr>
-      <w:r>
-        <w:rPr>
-          <w:b/>
-          <w:i w:val="0"/>
-        </w:rPr>
-        <w:t>Hebrews 2: Man's Authority and Christ's Identification with Humanity</w:t>
-      </w:r>
-    </w:p>
-    <w:p>
-      <w:pPr>
-        <w:spacing w:after="200"/>
-        <w:jc w:val="both"/>
-      </w:pPr>
-      <w:r>
-        <w:rPr>
-          <w:b w:val="0"/>
-          <w:i w:val="0"/>
-        </w:rPr>
-        <w:t>Salvation is for everybody, because man — everybody — is in view. Those who see Adam as an individual entity miss the point: Adam was planned as a man for and in Christ.</w:t>
-      </w:r>
-    </w:p>
-    <w:p>
-      <w:pPr>
-        <w:spacing w:before="160" w:after="40"/>
-      </w:pPr>
-      <w:r>
-        <w:rPr>
-          <w:b/>
-        </w:rPr>
-        <w:t>Hebrews 2:4-9</w:t>
-      </w:r>
-    </w:p>
-    <w:p>
-      <w:pPr>
-        <w:spacing w:after="80"/>
-        <w:ind w:left="432"/>
-      </w:pPr>
-      <w:r>
-        <w:rPr>
-          <w:b/>
-        </w:rPr>
-        <w:t>[4]</w:t>
-      </w:r>
-      <w:r>
-        <w:rPr>
-          <w:b w:val="0"/>
-          <w:i w:val="0"/>
-        </w:rPr>
-        <w:t>God also bearing them witness, both with signs and wonders, and with divers miracles, and gifts of the Holy Ghost, according to his own will?</w:t>
-      </w:r>
-    </w:p>
-    <w:p>
-      <w:pPr>
-        <w:spacing w:after="80"/>
-        <w:ind w:left="432"/>
-      </w:pPr>
-      <w:r>
-        <w:rPr>
-          <w:b/>
-        </w:rPr>
-        <w:t>[5]</w:t>
-      </w:r>
-      <w:r>
-        <w:rPr>
-          <w:b w:val="0"/>
-          <w:i w:val="0"/>
-        </w:rPr>
-        <w:t>For unto the angels hath he not put in subjection the world to come, whereof we speak.</w:t>
-      </w:r>
-    </w:p>
-    <w:p>
-      <w:pPr>
-        <w:spacing w:after="80"/>
-        <w:ind w:left="432"/>
-      </w:pPr>
-      <w:r>
-        <w:rPr>
-          <w:b/>
-        </w:rPr>
-        <w:t>[6]</w:t>
-      </w:r>
-      <w:r>
-        <w:rPr>
-          <w:b w:val="0"/>
-          <w:i w:val="0"/>
-        </w:rPr>
-        <w:t>But one in a certain place testified, saying, What is man, that thou art mindful of him? or the son of man, that thou visitest him?</w:t>
-      </w:r>
-    </w:p>
-    <w:p>
-      <w:pPr>
-        <w:spacing w:after="80"/>
-        <w:ind w:left="432"/>
-      </w:pPr>
-      <w:r>
-        <w:rPr>
-          <w:b/>
-        </w:rPr>
-        <w:t>[7]</w:t>
-      </w:r>
-      <w:r>
-        <w:rPr>
-          <w:b w:val="0"/>
-          <w:i w:val="0"/>
-        </w:rPr>
-        <w:t>Thou madest him a little lower than the angels; thou crownedst him with glory and honour, and didst set him over the works of thy hands:</w:t>
-      </w:r>
-    </w:p>
-    <w:p>
-      <w:pPr>
-        <w:spacing w:after="80"/>
-        <w:ind w:left="432"/>
-      </w:pPr>
-      <w:r>
-        <w:rPr>
-          <w:b/>
-        </w:rPr>
-        <w:t>[8]</w:t>
-      </w:r>
-      <w:r>
-        <w:rPr>
-          <w:b w:val="0"/>
-          <w:i w:val="0"/>
-        </w:rPr>
-        <w:t>Thou hast put all things in subjection under his feet. For in that he put all in subjection under him, he left nothing that is not put under him. But now we see not yet all things put under him.</w:t>
-      </w:r>
-    </w:p>
-    <w:p>
-      <w:pPr>
-        <w:spacing w:after="80"/>
-        <w:ind w:left="432"/>
-      </w:pPr>
-      <w:r>
-        <w:rPr>
-          <w:b/>
-        </w:rPr>
-        <w:t>[9]</w:t>
-      </w:r>
-      <w:r>
-        <w:rPr>
-          <w:b w:val="0"/>
-          <w:i w:val="0"/>
-        </w:rPr>
-        <w:t>But we see Jesus, who was made a little lower than the angels for the suffering of death, crowned with glory and honour; that he by the grace of God should taste death for every man.</w:t>
-      </w:r>
-    </w:p>
-    <w:p>
-      <w:pPr>
-        <w:spacing w:after="200"/>
-        <w:jc w:val="both"/>
-      </w:pPr>
-      <w:r>
-        <w:rPr>
-          <w:b w:val="0"/>
-          <w:i w:val="0"/>
-        </w:rPr>
-        <w:t>Unto the angels he did not put in subjection the world to come. No angel was given authority in the earth for the world to come — not heaven, but the world to come. What is man, that God is mindful of him, or the son of man, that he visits him? Regarding whether this refers to man's spiritual nature: translators added the word "time" to help clarify that this is not referring to man's spiritual nature but to his earthly nature. Angels were heavenly beings existing on the earth for earthly purposes; man was an earthly being existing on the earth for spiritual reasons. Thou madest him — notice the word "made" — a little lower than the angels; this was not a function of the fall. Thou crownedst him with glory and honour, and didst set him over the works of thy hands — that is his creation. Thou hast put all things in subjection under his feet: that is his authority, not his nature. In that he put all things in subjection under him, he left nothing that is not put under him. Does that include angels? Certainly. But based on Genesis 3, we do not yet see all things put under him — he did not say all things are not under him, only that we do not yet see it. Was that what God said in Genesis 1:26? It is for man. That is why the next verse speaks of Jesus, who is a man.</w:t>
-      </w:r>
-    </w:p>
-    <w:p>
-      <w:pPr>
-        <w:spacing w:after="200"/>
-        <w:jc w:val="both"/>
-      </w:pPr>
-      <w:r>
-        <w:rPr>
-          <w:b w:val="0"/>
-          <w:i w:val="0"/>
-        </w:rPr>
-        <w:t>The Book of Hebrews is a book of contrast, a book that answers every question.</w:t>
-      </w:r>
-    </w:p>
-    <w:p>
-      <w:pPr>
-        <w:spacing w:before="160" w:after="40"/>
-      </w:pPr>
-      <w:r>
-        <w:rPr>
-          <w:b/>
-        </w:rPr>
-        <w:t>Hebrews 1:1-2</w:t>
-      </w:r>
-    </w:p>
-    <w:p>
-      <w:pPr>
-        <w:spacing w:after="80"/>
-        <w:ind w:left="432"/>
-      </w:pPr>
-      <w:r>
-        <w:rPr>
-          <w:b/>
-        </w:rPr>
-        <w:t>[1]</w:t>
-      </w:r>
-      <w:r>
-        <w:rPr>
-          <w:b w:val="0"/>
-          <w:i w:val="0"/>
-        </w:rPr>
-        <w:t>God, who at sundry times and in divers manners spake in time past unto the fathers by the prophets,</w:t>
-      </w:r>
-    </w:p>
-    <w:p>
-      <w:pPr>
-        <w:spacing w:after="80"/>
-        <w:ind w:left="432"/>
-      </w:pPr>
-      <w:r>
-        <w:rPr>
-          <w:b/>
-        </w:rPr>
-        <w:t>[2]</w:t>
-      </w:r>
-      <w:r>
-        <w:rPr>
-          <w:b w:val="0"/>
-          <w:i w:val="0"/>
-        </w:rPr>
-        <w:t>Hath in these last days spoken unto us by his Son, whom he hath appointed heir of all things, by whom also he made the worlds;</w:t>
-      </w:r>
-    </w:p>
-    <w:p>
-      <w:pPr>
-        <w:spacing w:after="200"/>
-        <w:jc w:val="both"/>
-      </w:pPr>
-      <w:r>
-        <w:rPr>
-          <w:b w:val="0"/>
-          <w:i w:val="0"/>
-        </w:rPr>
-        <w:t>In Hebrews 1 he puts an end to the ministry of the prophets, as God, having spoken in the past through the prophets, has in these last days spoken by his Son. He tells us exactly who angels are — servants, houseboys, sent to do this and that for man. In Hebrews 2 he points to that same fact. In Hebrews 3 he retires Moses: Moses is retired, and Christ is over his own house. In Hebrews 4 he demystifies Canaan and says that the promise is in Christ — that Canaan is in Christ Jesus; he settles the Sabbath and prolongs it beyond the day. In Hebrews 5 he retires the priests — they are told to go and sit down; there is no retirement benefit but salvation. In Hebrews 6 and 7 he retires the tithe: Abraham gave tithe to Melchizedek after the order of Jesus, which means that all the priests who were taking tithe were themselves giving it to Abraham; by chapter 7 the priesthood and the tithe are both retired. In Hebrews 8 he puts a death knell on the Old Testament. In Hebrews 9 he takes a single cloth and wipes off the blood of bulls and goats, and the sins were still there. In Hebrews 10 the temple is seen to be empty. In Hebrews 11 Abraham, Moses, and the whole of humanity are gathered into one bag for Jesus, because Christ is the Word — that is the plan of God. So there is no tithe, no priesthood, no Sabbath, no Moses; all is in Christ Jesus. The tabernacle is empty; there is nothing there. The essence of the tabernacle is Christ Jesus. All the offerings only cleaned off the blood, but the sins were still there — thanks be to God for the blood of Jesus, shed once, which is the real blood, the blood for the tabernacle.</w:t>
-      </w:r>
-    </w:p>
-    <w:p>
-      <w:pPr>
-        <w:spacing w:before="160" w:after="40"/>
-      </w:pPr>
-      <w:r>
-        <w:rPr>
-          <w:b/>
-        </w:rPr>
-        <w:t>Hebrews 12:22-23</w:t>
-      </w:r>
-    </w:p>
-    <w:p>
-      <w:pPr>
-        <w:spacing w:after="80"/>
-        <w:ind w:left="432"/>
-      </w:pPr>
-      <w:r>
-        <w:rPr>
-          <w:b/>
-        </w:rPr>
-        <w:t>[22]</w:t>
-      </w:r>
-      <w:r>
-        <w:rPr>
-          <w:b w:val="0"/>
-          <w:i w:val="0"/>
-        </w:rPr>
-        <w:t>But ye are come unto mount Sion, and unto the city of the living God, the heavenly Jerusalem, and to an innumerable company of angels,</w:t>
-      </w:r>
-    </w:p>
-    <w:p>
-      <w:pPr>
-        <w:spacing w:after="80"/>
-        <w:ind w:left="432"/>
-      </w:pPr>
-      <w:r>
-        <w:rPr>
-          <w:b/>
-        </w:rPr>
-        <w:t>[23]</w:t>
-      </w:r>
-      <w:r>
-        <w:rPr>
-          <w:b w:val="0"/>
-          <w:i w:val="0"/>
-        </w:rPr>
-        <w:t>To the general assembly and church of the firstborn, which are written in heaven, and to God the Judge of all, and to the spirits of just men made perfect;</w:t>
-      </w:r>
-    </w:p>
-    <w:p>
-      <w:pPr>
-        <w:spacing w:after="200"/>
-        <w:jc w:val="both"/>
-      </w:pPr>
-      <w:r>
-        <w:rPr>
-          <w:b w:val="0"/>
-          <w:i w:val="0"/>
-        </w:rPr>
-        <w:t>This shows that we have come to him now, and their spirits are perfected at last — the Bible written in progressive revelation.</w:t>
-      </w:r>
-    </w:p>
-    <w:p>
-      <w:pPr>
-        <w:spacing w:before="160" w:after="40"/>
-      </w:pPr>
-      <w:r>
-        <w:rPr>
-          <w:b/>
-        </w:rPr>
-        <w:t>Hebrews 2:10-18</w:t>
-      </w:r>
-    </w:p>
-    <w:p>
-      <w:pPr>
-        <w:spacing w:after="80"/>
-        <w:ind w:left="432"/>
-      </w:pPr>
-      <w:r>
-        <w:rPr>
-          <w:b/>
-        </w:rPr>
-        <w:t>[10]</w:t>
-      </w:r>
-      <w:r>
-        <w:rPr>
-          <w:b w:val="0"/>
-          <w:i w:val="0"/>
-        </w:rPr>
-        <w:t>For it became him, for whom are all things, and by whom are all things, in bringing many sons unto glory, to make the captain of their salvation perfect through sufferings.</w:t>
-      </w:r>
-    </w:p>
-    <w:p>
-      <w:pPr>
-        <w:spacing w:after="80"/>
-        <w:ind w:left="432"/>
-      </w:pPr>
-      <w:r>
-        <w:rPr>
-          <w:b/>
-        </w:rPr>
-        <w:t>[11]</w:t>
-      </w:r>
-      <w:r>
-        <w:rPr>
-          <w:b w:val="0"/>
-          <w:i w:val="0"/>
-        </w:rPr>
-        <w:t>For both he that sanctifieth and they who are sanctified are all of one: for which cause he is not ashamed to call them brethren,</w:t>
-      </w:r>
-    </w:p>
-    <w:p>
-      <w:pPr>
-        <w:spacing w:after="80"/>
-        <w:ind w:left="432"/>
-      </w:pPr>
-      <w:r>
-        <w:rPr>
-          <w:b/>
-        </w:rPr>
-        <w:t>[12]</w:t>
-      </w:r>
-      <w:r>
-        <w:rPr>
-          <w:b w:val="0"/>
-          <w:i w:val="0"/>
-        </w:rPr>
-        <w:t>Saying, I will declare thy name unto my brethren, in the midst of the church will I sing praise unto thee.</w:t>
-      </w:r>
-    </w:p>
-    <w:p>
-      <w:pPr>
-        <w:spacing w:after="80"/>
-        <w:ind w:left="432"/>
-      </w:pPr>
-      <w:r>
-        <w:rPr>
-          <w:b/>
-        </w:rPr>
-        <w:t>[13]</w:t>
-      </w:r>
-      <w:r>
-        <w:rPr>
-          <w:b w:val="0"/>
-          <w:i w:val="0"/>
-        </w:rPr>
-        <w:t>And again, I will put my trust in him. And again, Behold I and the children which God hath given me.</w:t>
-      </w:r>
-    </w:p>
-    <w:p>
-      <w:pPr>
-        <w:spacing w:after="80"/>
-        <w:ind w:left="432"/>
-      </w:pPr>
-      <w:r>
-        <w:rPr>
-          <w:b/>
-        </w:rPr>
-        <w:t>[14]</w:t>
-      </w:r>
-      <w:r>
-        <w:rPr>
-          <w:b w:val="0"/>
-          <w:i w:val="0"/>
-        </w:rPr>
-        <w:t>Forasmuch then as the children are partakers of flesh and blood, he also himself likewise took part of the same; that through death he might destroy him that had the power of death, that is, the devil;</w:t>
-      </w:r>
-    </w:p>
-    <w:p>
-      <w:pPr>
-        <w:spacing w:after="80"/>
-        <w:ind w:left="432"/>
-      </w:pPr>
-      <w:r>
-        <w:rPr>
-          <w:b/>
-        </w:rPr>
-        <w:t>[15]</w:t>
-      </w:r>
-      <w:r>
-        <w:rPr>
-          <w:b w:val="0"/>
-          <w:i w:val="0"/>
-        </w:rPr>
-        <w:t>And deliver them who through fear of death were all their lifetime subject to bondage.</w:t>
-      </w:r>
-    </w:p>
-    <w:p>
-      <w:pPr>
-        <w:spacing w:after="80"/>
-        <w:ind w:left="432"/>
-      </w:pPr>
-      <w:r>
-        <w:rPr>
-          <w:b/>
-        </w:rPr>
-        <w:t>[16]</w:t>
-      </w:r>
-      <w:r>
-        <w:rPr>
-          <w:b w:val="0"/>
-          <w:i w:val="0"/>
-        </w:rPr>
-        <w:t>For verily he took not on him the nature of angels; but he took on him the seed of Abraham.</w:t>
-      </w:r>
-    </w:p>
-    <w:p>
-      <w:pPr>
-        <w:spacing w:after="80"/>
-        <w:ind w:left="432"/>
-      </w:pPr>
-      <w:r>
-        <w:rPr>
-          <w:b/>
-        </w:rPr>
-        <w:t>[17]</w:t>
-      </w:r>
-      <w:r>
-        <w:rPr>
-          <w:b w:val="0"/>
-          <w:i w:val="0"/>
-        </w:rPr>
-        <w:t>Wherefore in all things it behoved him to be made like unto his brethren, that he might be a merciful and faithful high priest in things pertaining to God, to make reconciliation for the sins of the people.</w:t>
-      </w:r>
-    </w:p>
-    <w:p>
-      <w:pPr>
-        <w:spacing w:after="80"/>
-        <w:ind w:left="432"/>
-      </w:pPr>
-      <w:r>
-        <w:rPr>
-          <w:b/>
-        </w:rPr>
-        <w:t>[18]</w:t>
-      </w:r>
-      <w:r>
-        <w:rPr>
-          <w:b w:val="0"/>
-          <w:i w:val="0"/>
-        </w:rPr>
-        <w:t>For in that he himself hath suffered being tempted, he is able to succour them that are tempted.</w:t>
-      </w:r>
-    </w:p>
-    <w:p>
-      <w:pPr>
-        <w:spacing w:after="200"/>
-        <w:jc w:val="both"/>
-      </w:pPr>
-      <w:r>
-        <w:rPr>
-          <w:b w:val="0"/>
-          <w:i w:val="0"/>
-        </w:rPr>
-        <w:t>We see Jesus, who was made a little lower than the angels for the suffering of death, crowned with glory and honor, that he by the grace of God should taste death for every man. It became him, for whom are all things and by whom are all things, in bringing many sons unto glory, to make the captain of their salvation perfect through suffering. Both he that sanctified and they who are sanctified are all of one — this is not referring to fatherhood, but to nature; he was laying the foundation for the truth that Jesus, who is God, is actually a man, so that they are all one. Sin came through a man and singed the whole of humanity; sanctification came through Jesus and sanctified mankind. Both he that sanctified and they who are sanctified are all of one — he can sanctify them because he is human. For this cause he is not ashamed to call them brethren, saying, "I will declare thy name unto my brethren, in the midst of the church will I sing praise unto thee." This is not talking about brethren in the faith. "And again, behold, I and the children which God has given me" — which children? The children in Adam. As has already been said, humanity was made for Jesus, and since humanity is flesh and blood, he himself likewise partook of the same, that through death he might destroy him that had the power of death, that is, the devil, and deliver those who through fear of death were all their lifetime subject to bondage. He took not on himself the nature of angels, but he took on the seed of Abraham; wherefore in all things it behooved him to be made like unto his brethren, that he might be a merciful and faithful high priest in things pertaining to God, to make reconciliation for the sins of the people, for that he himself has suffered, being tempted, he is able to help those who are tempted. This speaks to the humanity of Jesus and to why salvation is for everybody — though in this particular context he is speaking to the Jews. He identifies Jesus with humanity — not with angels, not with the law, not with Moses, not with the tabernacle, but with humanity, the center of God's plan.</w:t>
-      </w:r>
-    </w:p>
-    <w:p>
-      <w:pPr>
-        <w:spacing w:after="200"/>
-        <w:jc w:val="both"/>
-      </w:pPr>
-      <w:r>
-        <w:rPr>
-          <w:b w:val="0"/>
-          <w:i w:val="0"/>
-        </w:rPr>
-        <w:t>The word of God is a human being; the Word is a person. The word of God is man — the plan of God, the purpose of God, the thought, the idea: man. Genesis 1:26 is the word of God — Jesus Christ.</w:t>
-      </w:r>
-    </w:p>
-    <w:p>
-      <w:pPr>
-        <w:spacing w:before="160" w:after="40"/>
-      </w:pPr>
-      <w:r>
-        <w:rPr>
-          <w:b/>
-        </w:rPr>
-        <w:t>2 Corinthians 1:19-20</w:t>
-      </w:r>
-    </w:p>
-    <w:p>
-      <w:pPr>
-        <w:spacing w:after="80"/>
-        <w:ind w:left="432"/>
-      </w:pPr>
-      <w:r>
-        <w:rPr>
-          <w:b/>
-        </w:rPr>
-        <w:t>[19]</w:t>
-      </w:r>
-      <w:r>
-        <w:rPr>
-          <w:b w:val="0"/>
-          <w:i w:val="0"/>
-        </w:rPr>
-        <w:t>For the Son of God, Jesus Christ, who was preached among you by us, even by me and Silvanus and Timotheus, was not yea and nay, but in him was yea.</w:t>
-      </w:r>
-    </w:p>
-    <w:p>
-      <w:pPr>
-        <w:spacing w:after="80"/>
-        <w:ind w:left="432"/>
-      </w:pPr>
-      <w:r>
-        <w:rPr>
-          <w:b/>
-        </w:rPr>
-        <w:t>[20]</w:t>
-      </w:r>
-      <w:r>
-        <w:rPr>
-          <w:b w:val="0"/>
-          <w:i w:val="0"/>
-        </w:rPr>
-        <w:t>For all the promises of God in him are yea, and in him Amen, unto the glory of God by us.</w:t>
-      </w:r>
-    </w:p>
-    <w:p>
-      <w:pPr>
-        <w:spacing w:after="200"/>
-        <w:jc w:val="both"/>
-      </w:pPr>
-      <w:r>
-        <w:rPr>
-          <w:b w:val="0"/>
-          <w:i w:val="0"/>
-        </w:rPr>
-        <w:t>All the promises of God are in him — fulfilled. No promise is a mere commitment to do what was said; all the plan and purpose of God are in him, fulfilled.</w:t>
-      </w:r>
-    </w:p>
-    <w:p>
-      <w:pPr>
-        <w:pStyle w:val="Heading1"/>
-      </w:pPr>
-      <w:r>
-        <w:rPr>
-          <w:b/>
-          <w:i w:val="0"/>
-        </w:rPr>
-        <w:t>God's Rest and the Centrality of Man in Christ: Hebrews 4</w:t>
-      </w:r>
-    </w:p>
-    <w:p>
-      <w:pPr>
-        <w:spacing w:after="200"/>
-        <w:jc w:val="both"/>
-      </w:pPr>
-      <w:r>
-        <w:rPr>
-          <w:b w:val="0"/>
-          <w:i w:val="0"/>
-        </w:rPr>
-        <w:t>Salvation for everybody, for the whole of humanity — since the creation was for humanity, salvation is for humanity in Christ Jesus. Man was made for Christ; salvation is in Christ; nobody goes to God directly, sincerely, because God rested the seventh day from his works. Man is not counted among "the works" from which God rested — man came into being on his own accord, and God's rest is a ceasing from dealings apart from man; all the dealings are with man, Jesus Christ the man.</w:t>
-      </w:r>
-    </w:p>
-    <w:p>
-      <w:pPr>
-        <w:spacing w:before="160" w:after="40"/>
-      </w:pPr>
-      <w:r>
-        <w:rPr>
-          <w:b/>
-        </w:rPr>
-        <w:t>Hebrews 4:1-16</w:t>
-      </w:r>
-    </w:p>
-    <w:p>
-      <w:pPr>
-        <w:spacing w:after="80"/>
-        <w:ind w:left="432"/>
-      </w:pPr>
-      <w:r>
-        <w:rPr>
-          <w:b/>
-        </w:rPr>
-        <w:t>[1]</w:t>
-      </w:r>
-      <w:r>
-        <w:rPr>
-          <w:b w:val="0"/>
-          <w:i w:val="0"/>
-        </w:rPr>
-        <w:t>Let us therefore fear, lest, a promise being left us of entering into his rest, any of you should seem to come short of it.</w:t>
-      </w:r>
-    </w:p>
-    <w:p>
-      <w:pPr>
-        <w:spacing w:after="80"/>
-        <w:ind w:left="432"/>
-      </w:pPr>
-      <w:r>
-        <w:rPr>
-          <w:b/>
-        </w:rPr>
-        <w:t>[2]</w:t>
-      </w:r>
-      <w:r>
-        <w:rPr>
-          <w:b w:val="0"/>
-          <w:i w:val="0"/>
-        </w:rPr>
-        <w:t>For unto us was the gospel preached, as well as unto them: but the word preached did not profit them, not being mixed with faith in them that heard it.</w:t>
-      </w:r>
-    </w:p>
-    <w:p>
-      <w:pPr>
-        <w:spacing w:after="80"/>
-        <w:ind w:left="432"/>
-      </w:pPr>
-      <w:r>
-        <w:rPr>
-          <w:b/>
-        </w:rPr>
-        <w:t>[3]</w:t>
-      </w:r>
-      <w:r>
-        <w:rPr>
-          <w:b w:val="0"/>
-          <w:i w:val="0"/>
-        </w:rPr>
-        <w:t>For we which have believed do enter into rest, as he said, As I have sworn in my wrath, if they shall enter into my rest: although the works were finished from the foundation of the world.</w:t>
-      </w:r>
-    </w:p>
-    <w:p>
-      <w:pPr>
-        <w:spacing w:after="80"/>
-        <w:ind w:left="432"/>
-      </w:pPr>
-      <w:r>
-        <w:rPr>
-          <w:b/>
-        </w:rPr>
-        <w:t>[4]</w:t>
-      </w:r>
-      <w:r>
-        <w:rPr>
-          <w:b w:val="0"/>
-          <w:i w:val="0"/>
-        </w:rPr>
-        <w:t>For he spake in a certain place of the seventh day on this wise, And God did rest the seventh day from all his works.</w:t>
-      </w:r>
-    </w:p>
-    <w:p>
-      <w:pPr>
-        <w:spacing w:after="80"/>
-        <w:ind w:left="432"/>
-      </w:pPr>
-      <w:r>
-        <w:rPr>
-          <w:b/>
-        </w:rPr>
-        <w:t>[5]</w:t>
-      </w:r>
-      <w:r>
-        <w:rPr>
-          <w:b w:val="0"/>
-          <w:i w:val="0"/>
-        </w:rPr>
-        <w:t>And in this place again, If they shall enter into my rest.</w:t>
-      </w:r>
-    </w:p>
-    <w:p>
-      <w:pPr>
-        <w:spacing w:after="80"/>
-        <w:ind w:left="432"/>
-      </w:pPr>
-      <w:r>
-        <w:rPr>
-          <w:b/>
-        </w:rPr>
-        <w:t>[6]</w:t>
-      </w:r>
-      <w:r>
-        <w:rPr>
-          <w:b w:val="0"/>
-          <w:i w:val="0"/>
-        </w:rPr>
-        <w:t>Seeing therefore it remaineth that some must enter therein, and they to whom it was first preached entered not in because of unbelief:</w:t>
-      </w:r>
-    </w:p>
-    <w:p>
-      <w:pPr>
-        <w:spacing w:after="80"/>
-        <w:ind w:left="432"/>
-      </w:pPr>
-      <w:r>
-        <w:rPr>
-          <w:b/>
-        </w:rPr>
-        <w:t>[7]</w:t>
-      </w:r>
-      <w:r>
-        <w:rPr>
-          <w:b w:val="0"/>
-          <w:i w:val="0"/>
-        </w:rPr>
-        <w:t>Again, he limiteth a certain day, saying in David, To day, after so long a time; as it is said, To day if ye will hear his voice, harden not your hearts.</w:t>
-      </w:r>
-    </w:p>
-    <w:p>
-      <w:pPr>
-        <w:spacing w:after="80"/>
-        <w:ind w:left="432"/>
-      </w:pPr>
-      <w:r>
-        <w:rPr>
-          <w:b/>
-        </w:rPr>
-        <w:t>[8]</w:t>
-      </w:r>
-      <w:r>
-        <w:rPr>
-          <w:b w:val="0"/>
-          <w:i w:val="0"/>
-        </w:rPr>
-        <w:t>For if Jesus had given them rest, then would he not afterward have spoken of another day.</w:t>
-      </w:r>
-    </w:p>
-    <w:p>
-      <w:pPr>
-        <w:spacing w:after="80"/>
-        <w:ind w:left="432"/>
-      </w:pPr>
-      <w:r>
-        <w:rPr>
-          <w:b/>
-        </w:rPr>
-        <w:t>[9]</w:t>
-      </w:r>
-      <w:r>
-        <w:rPr>
-          <w:b w:val="0"/>
-          <w:i w:val="0"/>
-        </w:rPr>
-        <w:t>There remaineth therefore a rest to the people of God.</w:t>
-      </w:r>
-    </w:p>
-    <w:p>
-      <w:pPr>
-        <w:spacing w:after="80"/>
-        <w:ind w:left="432"/>
-      </w:pPr>
-      <w:r>
-        <w:rPr>
-          <w:b/>
-        </w:rPr>
-        <w:t>[10]</w:t>
-      </w:r>
-      <w:r>
-        <w:rPr>
-          <w:b w:val="0"/>
-          <w:i w:val="0"/>
-        </w:rPr>
-        <w:t>For he that is entered into his rest, he also hath ceased from his own works, as God did from his.</w:t>
-      </w:r>
-    </w:p>
-    <w:p>
-      <w:pPr>
-        <w:spacing w:after="80"/>
-        <w:ind w:left="432"/>
-      </w:pPr>
-      <w:r>
-        <w:rPr>
-          <w:b/>
-        </w:rPr>
-        <w:t>[11]</w:t>
-      </w:r>
-      <w:r>
-        <w:rPr>
-          <w:b w:val="0"/>
-          <w:i w:val="0"/>
-        </w:rPr>
-        <w:t>Let us labour therefore to enter into that rest, lest any man fall after the same example of unbelief.</w:t>
-      </w:r>
-    </w:p>
-    <w:p>
-      <w:pPr>
-        <w:spacing w:after="80"/>
-        <w:ind w:left="432"/>
-      </w:pPr>
-      <w:r>
-        <w:rPr>
-          <w:b/>
-        </w:rPr>
-        <w:t>[12]</w:t>
-      </w:r>
-      <w:r>
-        <w:rPr>
-          <w:b w:val="0"/>
-          <w:i w:val="0"/>
-        </w:rPr>
-        <w:t>For the word of God is quick, and powerful, and sharper than any twoedged sword, piercing even to the dividing asunder of soul and spirit, and of the joints and marrow, and is a discerner of the thoughts and intents of the heart.</w:t>
-      </w:r>
-    </w:p>
-    <w:p>
-      <w:pPr>
-        <w:spacing w:after="80"/>
-        <w:ind w:left="432"/>
-      </w:pPr>
-      <w:r>
-        <w:rPr>
-          <w:b/>
-        </w:rPr>
-        <w:t>[13]</w:t>
-      </w:r>
-      <w:r>
-        <w:rPr>
-          <w:b w:val="0"/>
-          <w:i w:val="0"/>
-        </w:rPr>
-        <w:t>Neither is there any creature that is not manifest in his sight: but all things are naked and opened unto the eyes of him with whom we have to do.</w:t>
-      </w:r>
-    </w:p>
-    <w:p>
-      <w:pPr>
-        <w:spacing w:after="80"/>
-        <w:ind w:left="432"/>
-      </w:pPr>
-      <w:r>
-        <w:rPr>
-          <w:b/>
-        </w:rPr>
-        <w:t>[14]</w:t>
-      </w:r>
-      <w:r>
-        <w:rPr>
-          <w:b w:val="0"/>
-          <w:i w:val="0"/>
-        </w:rPr>
-        <w:t>Seeing then that we have a great high priest, that is passed into the heavens, Jesus the Son of God, let us hold fast our profession.</w:t>
-      </w:r>
-    </w:p>
-    <w:p>
-      <w:pPr>
-        <w:spacing w:after="80"/>
-        <w:ind w:left="432"/>
-      </w:pPr>
-      <w:r>
-        <w:rPr>
-          <w:b/>
-        </w:rPr>
-        <w:t>[15]</w:t>
-      </w:r>
-      <w:r>
-        <w:rPr>
-          <w:b w:val="0"/>
-          <w:i w:val="0"/>
-        </w:rPr>
-        <w:t>For we have not an high priest which cannot be touched with the feeling of our infirmities; but was in all points tempted like as we are, yet without sin.</w:t>
-      </w:r>
-    </w:p>
-    <w:p>
-      <w:pPr>
-        <w:spacing w:after="80"/>
-        <w:ind w:left="432"/>
-      </w:pPr>
-      <w:r>
-        <w:rPr>
-          <w:b/>
-        </w:rPr>
-        <w:t>[16]</w:t>
-      </w:r>
-      <w:r>
-        <w:rPr>
-          <w:b w:val="0"/>
-          <w:i w:val="0"/>
-        </w:rPr>
-        <w:t>Let us therefore come boldly unto the throne of grace, that we may obtain mercy, and find grace to help in time of need.</w:t>
-      </w:r>
-    </w:p>
-    <w:p>
-      <w:pPr>
-        <w:spacing w:after="200"/>
-        <w:jc w:val="both"/>
-      </w:pPr>
-      <w:r>
-        <w:rPr>
-          <w:b w:val="0"/>
-          <w:i w:val="0"/>
-        </w:rPr>
-        <w:t>Everything was done in Genesis for the fashioning of the world; God then promised that man will enter into his rest. His dealings with man stopped on the sixth day, and man is to enter into the seventh day. Jesus is the Lord of that day. So, God's dealings are with Jesus — the same with Adam, the same with every believer. God gave Adam a lease on the earth; the earth is given to the sons of men. God does not change his word. But one thing the devil did not know is that man was created for man — that is, for the man Christ Jesus — so redemption is in humanity, in Jesus Christ, whom God, before the foundation of the world, had proposed as mankind. Salvation is in Christ.</w:t>
-      </w:r>
-    </w:p>
-    <w:p>
-      <w:pPr>
-        <w:pStyle w:val="Heading1"/>
-      </w:pPr>
-      <w:r>
-        <w:rPr>
-          <w:b/>
-          <w:i w:val="0"/>
-        </w:rPr>
-        <w:t>Why Some Still Go to Hell: Identification with the Devil</w:t>
-      </w:r>
-    </w:p>
-    <w:p>
-      <w:pPr>
-        <w:spacing w:after="200"/>
-        <w:jc w:val="both"/>
-      </w:pPr>
-      <w:r>
-        <w:rPr>
-          <w:b w:val="0"/>
-          <w:i w:val="0"/>
-        </w:rPr>
-        <w:t>Why then do people go to hell? The answer is identification. Hell was not created in Genesis 1; it was not part of the creation described in Genesis 1 and 2. Hell was created in Genesis 3, made unto everlasting fire.</w:t>
-      </w:r>
-    </w:p>
-    <w:p>
-      <w:pPr>
-        <w:spacing w:before="160" w:after="40"/>
-      </w:pPr>
-      <w:r>
-        <w:rPr>
-          <w:b/>
-        </w:rPr>
-        <w:t>Matthew 25:41</w:t>
-      </w:r>
-    </w:p>
-    <w:p>
-      <w:pPr>
-        <w:spacing w:after="80"/>
-        <w:ind w:left="432"/>
-      </w:pPr>
-      <w:r>
-        <w:rPr>
-          <w:b/>
-        </w:rPr>
-        <w:t>[41]</w:t>
-      </w:r>
-      <w:r>
-        <w:rPr>
-          <w:b w:val="0"/>
-          <w:i w:val="0"/>
-        </w:rPr>
-        <w:t>Then shall he say also unto them on the left hand, Depart from me, ye cursed, into everlasting fire, prepared for the devil and his angels:</w:t>
-      </w:r>
-    </w:p>
-    <w:p>
-      <w:pPr>
-        <w:spacing w:after="200"/>
-        <w:jc w:val="both"/>
-      </w:pPr>
-      <w:r>
-        <w:rPr>
-          <w:b w:val="0"/>
-          <w:i w:val="0"/>
-        </w:rPr>
-        <w:t>Hell was prepared for the devil and for his angels. That is what it was prepared for, because everything that was made for man was done in Genesis 1 and 2, and hell was not part of it. Till this day, hell is still not for man.</w:t>
-      </w:r>
-    </w:p>
-    <w:p>
-      <w:pPr>
-        <w:spacing w:before="160" w:after="40"/>
-      </w:pPr>
-      <w:r>
-        <w:rPr>
-          <w:b/>
-        </w:rPr>
-        <w:t>John 8:44</w:t>
-      </w:r>
-    </w:p>
-    <w:p>
-      <w:pPr>
-        <w:spacing w:after="80"/>
-        <w:ind w:left="432"/>
-      </w:pPr>
-      <w:r>
-        <w:rPr>
-          <w:b/>
-        </w:rPr>
-        <w:t>[44]</w:t>
-      </w:r>
-      <w:r>
-        <w:rPr>
-          <w:b w:val="0"/>
-          <w:i w:val="0"/>
-        </w:rPr>
-        <w:t>Ye are of your father the devil, and the lusts of your father ye will do. He was a murderer from the beginning, and abode not in the truth, because there is no truth in him. When he speaketh a lie, he speaketh of his own: for he is a liar, and the father of it.</w:t>
-      </w:r>
-    </w:p>
-    <w:p>
-      <w:pPr>
-        <w:spacing w:after="200"/>
-        <w:jc w:val="both"/>
-      </w:pPr>
-      <w:r>
-        <w:rPr>
-          <w:b w:val="0"/>
-          <w:i w:val="0"/>
-        </w:rPr>
-        <w:t>He was a murderer from the beginning, and abode not in the truth — that is Genesis — because there is no truth in him; when he speaks a lie, he speaks of his own, for he is a liar and the father of it. The language Jesus is using there is identification.</w:t>
-      </w:r>
-    </w:p>
-    <w:p>
-      <w:pPr>
-        <w:spacing w:before="160" w:after="40"/>
-      </w:pPr>
-      <w:r>
-        <w:rPr>
-          <w:b/>
-        </w:rPr>
-        <w:t>Ephesians 2:2-3</w:t>
-      </w:r>
-    </w:p>
-    <w:p>
-      <w:pPr>
-        <w:spacing w:after="80"/>
-        <w:ind w:left="432"/>
-      </w:pPr>
-      <w:r>
-        <w:rPr>
-          <w:b/>
-        </w:rPr>
-        <w:t>[2]</w:t>
-      </w:r>
-      <w:r>
-        <w:rPr>
-          <w:b w:val="0"/>
-          <w:i w:val="0"/>
-        </w:rPr>
-        <w:t>Wherein in time past ye walked according to the course of this world, according to the prince of the power of the air, the spirit that now worketh in the children of disobedience:</w:t>
-      </w:r>
-    </w:p>
-    <w:p>
-      <w:pPr>
-        <w:spacing w:after="80"/>
-        <w:ind w:left="432"/>
-      </w:pPr>
-      <w:r>
-        <w:rPr>
-          <w:b/>
-        </w:rPr>
-        <w:t>[3]</w:t>
-      </w:r>
-      <w:r>
-        <w:rPr>
-          <w:b w:val="0"/>
-          <w:i w:val="0"/>
-        </w:rPr>
-        <w:t>Among whom also we all had our conversation in times past in the lusts of our flesh, fulfilling the desires of the flesh and of the mind; and were by nature the children of wrath, even as others.</w:t>
-      </w:r>
-    </w:p>
-    <w:p>
-      <w:pPr>
-        <w:spacing w:after="200"/>
-        <w:jc w:val="both"/>
-      </w:pPr>
-      <w:r>
-        <w:rPr>
-          <w:b w:val="0"/>
-          <w:i w:val="0"/>
-        </w:rPr>
-        <w:t>The rest of mankind, because of disobedience to the Gospel, because of disobedience to the good news, are identified with him. It is in disobedience that a man identifies with the devil. Hell was not made for man; hell is still not for man; hell is still for the devil and his angels. When the word "angels" is seen there, the meaning intended is workers, ministers: the children of disobedience will be identified as his workers — disobedience to the Gospel of Jesus Christ.</w:t>
-      </w:r>
-    </w:p>
-    <w:p>
-      <w:pPr>
-        <w:spacing w:after="200"/>
-        <w:jc w:val="both"/>
-      </w:pPr>
-      <w:r>
-        <w:rPr>
-          <w:b w:val="0"/>
-          <w:i w:val="0"/>
-        </w:rPr>
-        <w:t>Hell was made for the devil. Heaven is God's place. And the earth is for man — and the earth is still for man.</w:t>
+        <w:t>Hell was made for — who? Are you one of his angels? When you see the word "angels" there, the word angel means ministers, workers. His workers, children of disobedience, will be identified as his workers — disobedience to the Gospel of Jesus Christ. Hell was made for the devil. Heaven is God's place. And the earth is for man — and the earth is still for man.</w:t>
       </w:r>
     </w:p>
     <w:sectPr>
